--- a/Documentation/UserManual_ru.docx
+++ b/Documentation/UserManual_ru.docx
@@ -191,7 +191,18 @@
           <w:sz w:val="40"/>
           <w:szCs w:val="40"/>
         </w:rPr>
-        <w:t>.0</w:t>
+        <w:t>.</w:t>
+      </w:r>
+      <w:r>
+        <w:rPr>
+          <w:rFonts w:ascii="Times New Roman" w:hAnsi="Times New Roman" w:cs="Times New Roman"/>
+          <w:b/>
+          <w:bCs/>
+          <w:sz w:val="40"/>
+          <w:szCs w:val="40"/>
+          <w:lang w:val="en-US"/>
+        </w:rPr>
+        <w:t>1</w:t>
       </w:r>
       <w:r>
         <w:rPr>
@@ -434,7 +445,7 @@
           <w:r>
             <w:fldChar w:fldCharType="separate"/>
           </w:r>
-          <w:hyperlink w:anchor="_Toc228985091" w:history="1">
+          <w:hyperlink w:anchor="_Toc232365515" w:history="1">
             <w:r>
               <w:rPr>
                 <w:rStyle w:val="a7"/>
@@ -462,7 +473,7 @@
                 <w:noProof/>
                 <w:webHidden/>
               </w:rPr>
-              <w:instrText xml:space="preserve"> PAGEREF _Toc228985091 \h </w:instrText>
+              <w:instrText xml:space="preserve"> PAGEREF _Toc232365515 \h </w:instrText>
             </w:r>
             <w:r>
               <w:rPr>
@@ -509,7 +520,7 @@
               <w14:ligatures w14:val="standardContextual"/>
             </w:rPr>
           </w:pPr>
-          <w:hyperlink w:anchor="_Toc228985092" w:history="1">
+          <w:hyperlink w:anchor="_Toc232365516" w:history="1">
             <w:r>
               <w:rPr>
                 <w:rStyle w:val="a7"/>
@@ -537,7 +548,7 @@
                 <w:noProof/>
                 <w:webHidden/>
               </w:rPr>
-              <w:instrText xml:space="preserve"> PAGEREF _Toc228985092 \h </w:instrText>
+              <w:instrText xml:space="preserve"> PAGEREF _Toc232365516 \h </w:instrText>
             </w:r>
             <w:r>
               <w:rPr>
@@ -584,7 +595,7 @@
               <w14:ligatures w14:val="standardContextual"/>
             </w:rPr>
           </w:pPr>
-          <w:hyperlink w:anchor="_Toc228985093" w:history="1">
+          <w:hyperlink w:anchor="_Toc232365517" w:history="1">
             <w:r>
               <w:rPr>
                 <w:rStyle w:val="a7"/>
@@ -612,7 +623,7 @@
                 <w:noProof/>
                 <w:webHidden/>
               </w:rPr>
-              <w:instrText xml:space="preserve"> PAGEREF _Toc228985093 \h </w:instrText>
+              <w:instrText xml:space="preserve"> PAGEREF _Toc232365517 \h </w:instrText>
             </w:r>
             <w:r>
               <w:rPr>
@@ -659,7 +670,7 @@
               <w14:ligatures w14:val="standardContextual"/>
             </w:rPr>
           </w:pPr>
-          <w:hyperlink w:anchor="_Toc228985094" w:history="1">
+          <w:hyperlink w:anchor="_Toc232365518" w:history="1">
             <w:r>
               <w:rPr>
                 <w:rStyle w:val="a7"/>
@@ -687,7 +698,7 @@
                 <w:noProof/>
                 <w:webHidden/>
               </w:rPr>
-              <w:instrText xml:space="preserve"> PAGEREF _Toc228985094 \h </w:instrText>
+              <w:instrText xml:space="preserve"> PAGEREF _Toc232365518 \h </w:instrText>
             </w:r>
             <w:r>
               <w:rPr>
@@ -734,7 +745,7 @@
               <w14:ligatures w14:val="standardContextual"/>
             </w:rPr>
           </w:pPr>
-          <w:hyperlink w:anchor="_Toc228985095" w:history="1">
+          <w:hyperlink w:anchor="_Toc232365519" w:history="1">
             <w:r>
               <w:rPr>
                 <w:rStyle w:val="a7"/>
@@ -762,7 +773,7 @@
                 <w:noProof/>
                 <w:webHidden/>
               </w:rPr>
-              <w:instrText xml:space="preserve"> PAGEREF _Toc228985095 \h </w:instrText>
+              <w:instrText xml:space="preserve"> PAGEREF _Toc232365519 \h </w:instrText>
             </w:r>
             <w:r>
               <w:rPr>
@@ -809,7 +820,7 @@
               <w14:ligatures w14:val="standardContextual"/>
             </w:rPr>
           </w:pPr>
-          <w:hyperlink w:anchor="_Toc228985096" w:history="1">
+          <w:hyperlink w:anchor="_Toc232365520" w:history="1">
             <w:r>
               <w:rPr>
                 <w:rStyle w:val="a7"/>
@@ -838,7 +849,7 @@
                 <w:noProof/>
                 <w:webHidden/>
               </w:rPr>
-              <w:instrText xml:space="preserve"> PAGEREF _Toc228985096 \h </w:instrText>
+              <w:instrText xml:space="preserve"> PAGEREF _Toc232365520 \h </w:instrText>
             </w:r>
             <w:r>
               <w:rPr>
@@ -885,7 +896,7 @@
               <w14:ligatures w14:val="standardContextual"/>
             </w:rPr>
           </w:pPr>
-          <w:hyperlink w:anchor="_Toc228985097" w:history="1">
+          <w:hyperlink w:anchor="_Toc232365521" w:history="1">
             <w:r>
               <w:rPr>
                 <w:rStyle w:val="a7"/>
@@ -913,7 +924,7 @@
                 <w:noProof/>
                 <w:webHidden/>
               </w:rPr>
-              <w:instrText xml:space="preserve"> PAGEREF _Toc228985097 \h </w:instrText>
+              <w:instrText xml:space="preserve"> PAGEREF _Toc232365521 \h </w:instrText>
             </w:r>
             <w:r>
               <w:rPr>
@@ -960,7 +971,7 @@
               <w14:ligatures w14:val="standardContextual"/>
             </w:rPr>
           </w:pPr>
-          <w:hyperlink w:anchor="_Toc228985098" w:history="1">
+          <w:hyperlink w:anchor="_Toc232365522" w:history="1">
             <w:r>
               <w:rPr>
                 <w:rStyle w:val="a7"/>
@@ -997,7 +1008,7 @@
                 <w:noProof/>
                 <w:webHidden/>
               </w:rPr>
-              <w:instrText xml:space="preserve"> PAGEREF _Toc228985098 \h </w:instrText>
+              <w:instrText xml:space="preserve"> PAGEREF _Toc232365522 \h </w:instrText>
             </w:r>
             <w:r>
               <w:rPr>
@@ -1044,7 +1055,7 @@
               <w14:ligatures w14:val="standardContextual"/>
             </w:rPr>
           </w:pPr>
-          <w:hyperlink w:anchor="_Toc228985099" w:history="1">
+          <w:hyperlink w:anchor="_Toc232365523" w:history="1">
             <w:r>
               <w:rPr>
                 <w:rStyle w:val="a7"/>
@@ -1081,7 +1092,7 @@
                 <w:noProof/>
                 <w:webHidden/>
               </w:rPr>
-              <w:instrText xml:space="preserve"> PAGEREF _Toc228985099 \h </w:instrText>
+              <w:instrText xml:space="preserve"> PAGEREF _Toc232365523 \h </w:instrText>
             </w:r>
             <w:r>
               <w:rPr>
@@ -1128,7 +1139,7 @@
               <w14:ligatures w14:val="standardContextual"/>
             </w:rPr>
           </w:pPr>
-          <w:hyperlink w:anchor="_Toc228985100" w:history="1">
+          <w:hyperlink w:anchor="_Toc232365524" w:history="1">
             <w:r>
               <w:rPr>
                 <w:rStyle w:val="a7"/>
@@ -1156,7 +1167,7 @@
                 <w:noProof/>
                 <w:webHidden/>
               </w:rPr>
-              <w:instrText xml:space="preserve"> PAGEREF _Toc228985100 \h </w:instrText>
+              <w:instrText xml:space="preserve"> PAGEREF _Toc232365524 \h </w:instrText>
             </w:r>
             <w:r>
               <w:rPr>
@@ -1203,7 +1214,7 @@
               <w14:ligatures w14:val="standardContextual"/>
             </w:rPr>
           </w:pPr>
-          <w:hyperlink w:anchor="_Toc228985101" w:history="1">
+          <w:hyperlink w:anchor="_Toc232365525" w:history="1">
             <w:r>
               <w:rPr>
                 <w:rStyle w:val="a7"/>
@@ -1231,7 +1242,7 @@
                 <w:noProof/>
                 <w:webHidden/>
               </w:rPr>
-              <w:instrText xml:space="preserve"> PAGEREF _Toc228985101 \h </w:instrText>
+              <w:instrText xml:space="preserve"> PAGEREF _Toc232365525 \h </w:instrText>
             </w:r>
             <w:r>
               <w:rPr>
@@ -1278,7 +1289,7 @@
               <w14:ligatures w14:val="standardContextual"/>
             </w:rPr>
           </w:pPr>
-          <w:hyperlink w:anchor="_Toc228985102" w:history="1">
+          <w:hyperlink w:anchor="_Toc232365526" w:history="1">
             <w:r>
               <w:rPr>
                 <w:rStyle w:val="a7"/>
@@ -1306,7 +1317,7 @@
                 <w:noProof/>
                 <w:webHidden/>
               </w:rPr>
-              <w:instrText xml:space="preserve"> PAGEREF _Toc228985102 \h </w:instrText>
+              <w:instrText xml:space="preserve"> PAGEREF _Toc232365526 \h </w:instrText>
             </w:r>
             <w:r>
               <w:rPr>
@@ -1353,7 +1364,7 @@
               <w14:ligatures w14:val="standardContextual"/>
             </w:rPr>
           </w:pPr>
-          <w:hyperlink w:anchor="_Toc228985103" w:history="1">
+          <w:hyperlink w:anchor="_Toc232365527" w:history="1">
             <w:r>
               <w:rPr>
                 <w:rStyle w:val="a7"/>
@@ -1381,7 +1392,7 @@
                 <w:noProof/>
                 <w:webHidden/>
               </w:rPr>
-              <w:instrText xml:space="preserve"> PAGEREF _Toc228985103 \h </w:instrText>
+              <w:instrText xml:space="preserve"> PAGEREF _Toc232365527 \h </w:instrText>
             </w:r>
             <w:r>
               <w:rPr>
@@ -1428,7 +1439,7 @@
               <w14:ligatures w14:val="standardContextual"/>
             </w:rPr>
           </w:pPr>
-          <w:hyperlink w:anchor="_Toc228985104" w:history="1">
+          <w:hyperlink w:anchor="_Toc232365528" w:history="1">
             <w:r>
               <w:rPr>
                 <w:rStyle w:val="a7"/>
@@ -1456,7 +1467,7 @@
                 <w:noProof/>
                 <w:webHidden/>
               </w:rPr>
-              <w:instrText xml:space="preserve"> PAGEREF _Toc228985104 \h </w:instrText>
+              <w:instrText xml:space="preserve"> PAGEREF _Toc232365528 \h </w:instrText>
             </w:r>
             <w:r>
               <w:rPr>
@@ -1503,7 +1514,7 @@
               <w14:ligatures w14:val="standardContextual"/>
             </w:rPr>
           </w:pPr>
-          <w:hyperlink w:anchor="_Toc228985105" w:history="1">
+          <w:hyperlink w:anchor="_Toc232365529" w:history="1">
             <w:r>
               <w:rPr>
                 <w:rStyle w:val="a7"/>
@@ -1540,7 +1551,7 @@
                 <w:noProof/>
                 <w:webHidden/>
               </w:rPr>
-              <w:instrText xml:space="preserve"> PAGEREF _Toc228985105 \h </w:instrText>
+              <w:instrText xml:space="preserve"> PAGEREF _Toc232365529 \h </w:instrText>
             </w:r>
             <w:r>
               <w:rPr>
@@ -1587,7 +1598,7 @@
               <w14:ligatures w14:val="standardContextual"/>
             </w:rPr>
           </w:pPr>
-          <w:hyperlink w:anchor="_Toc228985106" w:history="1">
+          <w:hyperlink w:anchor="_Toc232365530" w:history="1">
             <w:r>
               <w:rPr>
                 <w:rStyle w:val="a7"/>
@@ -1615,7 +1626,7 @@
                 <w:noProof/>
                 <w:webHidden/>
               </w:rPr>
-              <w:instrText xml:space="preserve"> PAGEREF _Toc228985106 \h </w:instrText>
+              <w:instrText xml:space="preserve"> PAGEREF _Toc232365530 \h </w:instrText>
             </w:r>
             <w:r>
               <w:rPr>
@@ -1662,7 +1673,7 @@
               <w14:ligatures w14:val="standardContextual"/>
             </w:rPr>
           </w:pPr>
-          <w:hyperlink w:anchor="_Toc228985107" w:history="1">
+          <w:hyperlink w:anchor="_Toc232365531" w:history="1">
             <w:r>
               <w:rPr>
                 <w:rStyle w:val="a7"/>
@@ -1690,7 +1701,7 @@
                 <w:noProof/>
                 <w:webHidden/>
               </w:rPr>
-              <w:instrText xml:space="preserve"> PAGEREF _Toc228985107 \h </w:instrText>
+              <w:instrText xml:space="preserve"> PAGEREF _Toc232365531 \h </w:instrText>
             </w:r>
             <w:r>
               <w:rPr>
@@ -1737,7 +1748,7 @@
               <w14:ligatures w14:val="standardContextual"/>
             </w:rPr>
           </w:pPr>
-          <w:hyperlink w:anchor="_Toc228985108" w:history="1">
+          <w:hyperlink w:anchor="_Toc232365532" w:history="1">
             <w:r>
               <w:rPr>
                 <w:rStyle w:val="a7"/>
@@ -1765,7 +1776,7 @@
                 <w:noProof/>
                 <w:webHidden/>
               </w:rPr>
-              <w:instrText xml:space="preserve"> PAGEREF _Toc228985108 \h </w:instrText>
+              <w:instrText xml:space="preserve"> PAGEREF _Toc232365532 \h </w:instrText>
             </w:r>
             <w:r>
               <w:rPr>
@@ -1812,7 +1823,7 @@
               <w14:ligatures w14:val="standardContextual"/>
             </w:rPr>
           </w:pPr>
-          <w:hyperlink w:anchor="_Toc228985109" w:history="1">
+          <w:hyperlink w:anchor="_Toc232365533" w:history="1">
             <w:r>
               <w:rPr>
                 <w:rStyle w:val="a7"/>
@@ -1840,7 +1851,7 @@
                 <w:noProof/>
                 <w:webHidden/>
               </w:rPr>
-              <w:instrText xml:space="preserve"> PAGEREF _Toc228985109 \h </w:instrText>
+              <w:instrText xml:space="preserve"> PAGEREF _Toc232365533 \h </w:instrText>
             </w:r>
             <w:r>
               <w:rPr>
@@ -1887,7 +1898,7 @@
               <w14:ligatures w14:val="standardContextual"/>
             </w:rPr>
           </w:pPr>
-          <w:hyperlink w:anchor="_Toc228985110" w:history="1">
+          <w:hyperlink w:anchor="_Toc232365534" w:history="1">
             <w:r>
               <w:rPr>
                 <w:rStyle w:val="a7"/>
@@ -1915,7 +1926,7 @@
                 <w:noProof/>
                 <w:webHidden/>
               </w:rPr>
-              <w:instrText xml:space="preserve"> PAGEREF _Toc228985110 \h </w:instrText>
+              <w:instrText xml:space="preserve"> PAGEREF _Toc232365534 \h </w:instrText>
             </w:r>
             <w:r>
               <w:rPr>
@@ -1962,7 +1973,7 @@
               <w14:ligatures w14:val="standardContextual"/>
             </w:rPr>
           </w:pPr>
-          <w:hyperlink w:anchor="_Toc228985111" w:history="1">
+          <w:hyperlink w:anchor="_Toc232365535" w:history="1">
             <w:r>
               <w:rPr>
                 <w:rStyle w:val="a7"/>
@@ -1999,7 +2010,7 @@
                 <w:noProof/>
                 <w:webHidden/>
               </w:rPr>
-              <w:instrText xml:space="preserve"> PAGEREF _Toc228985111 \h </w:instrText>
+              <w:instrText xml:space="preserve"> PAGEREF _Toc232365535 \h </w:instrText>
             </w:r>
             <w:r>
               <w:rPr>
@@ -2046,7 +2057,7 @@
               <w14:ligatures w14:val="standardContextual"/>
             </w:rPr>
           </w:pPr>
-          <w:hyperlink w:anchor="_Toc228985112" w:history="1">
+          <w:hyperlink w:anchor="_Toc232365536" w:history="1">
             <w:r>
               <w:rPr>
                 <w:rStyle w:val="a7"/>
@@ -2074,7 +2085,7 @@
                 <w:noProof/>
                 <w:webHidden/>
               </w:rPr>
-              <w:instrText xml:space="preserve"> PAGEREF _Toc228985112 \h </w:instrText>
+              <w:instrText xml:space="preserve"> PAGEREF _Toc232365536 \h </w:instrText>
             </w:r>
             <w:r>
               <w:rPr>
@@ -2121,7 +2132,7 @@
               <w14:ligatures w14:val="standardContextual"/>
             </w:rPr>
           </w:pPr>
-          <w:hyperlink w:anchor="_Toc228985113" w:history="1">
+          <w:hyperlink w:anchor="_Toc232365537" w:history="1">
             <w:r>
               <w:rPr>
                 <w:rStyle w:val="a7"/>
@@ -2149,7 +2160,7 @@
                 <w:noProof/>
                 <w:webHidden/>
               </w:rPr>
-              <w:instrText xml:space="preserve"> PAGEREF _Toc228985113 \h </w:instrText>
+              <w:instrText xml:space="preserve"> PAGEREF _Toc232365537 \h </w:instrText>
             </w:r>
             <w:r>
               <w:rPr>
@@ -2196,7 +2207,7 @@
               <w14:ligatures w14:val="standardContextual"/>
             </w:rPr>
           </w:pPr>
-          <w:hyperlink w:anchor="_Toc228985114" w:history="1">
+          <w:hyperlink w:anchor="_Toc232365538" w:history="1">
             <w:r>
               <w:rPr>
                 <w:rStyle w:val="a7"/>
@@ -2224,7 +2235,7 @@
                 <w:noProof/>
                 <w:webHidden/>
               </w:rPr>
-              <w:instrText xml:space="preserve"> PAGEREF _Toc228985114 \h </w:instrText>
+              <w:instrText xml:space="preserve"> PAGEREF _Toc232365538 \h </w:instrText>
             </w:r>
             <w:r>
               <w:rPr>
@@ -2271,7 +2282,7 @@
               <w14:ligatures w14:val="standardContextual"/>
             </w:rPr>
           </w:pPr>
-          <w:hyperlink w:anchor="_Toc228985115" w:history="1">
+          <w:hyperlink w:anchor="_Toc232365539" w:history="1">
             <w:r>
               <w:rPr>
                 <w:rStyle w:val="a7"/>
@@ -2299,7 +2310,7 @@
                 <w:noProof/>
                 <w:webHidden/>
               </w:rPr>
-              <w:instrText xml:space="preserve"> PAGEREF _Toc228985115 \h </w:instrText>
+              <w:instrText xml:space="preserve"> PAGEREF _Toc232365539 \h </w:instrText>
             </w:r>
             <w:r>
               <w:rPr>
@@ -2346,7 +2357,7 @@
               <w14:ligatures w14:val="standardContextual"/>
             </w:rPr>
           </w:pPr>
-          <w:hyperlink w:anchor="_Toc228985116" w:history="1">
+          <w:hyperlink w:anchor="_Toc232365540" w:history="1">
             <w:r>
               <w:rPr>
                 <w:rStyle w:val="a7"/>
@@ -2374,7 +2385,7 @@
                 <w:noProof/>
                 <w:webHidden/>
               </w:rPr>
-              <w:instrText xml:space="preserve"> PAGEREF _Toc228985116 \h </w:instrText>
+              <w:instrText xml:space="preserve"> PAGEREF _Toc232365540 \h </w:instrText>
             </w:r>
             <w:r>
               <w:rPr>
@@ -2486,7 +2497,7 @@
           <w:szCs w:val="36"/>
         </w:rPr>
       </w:pPr>
-      <w:bookmarkStart w:id="0" w:name="_Toc228985091"/>
+      <w:bookmarkStart w:id="0" w:name="_Toc232365515"/>
       <w:r>
         <w:rPr>
           <w:rFonts w:ascii="Times New Roman" w:hAnsi="Times New Roman" w:cs="Times New Roman"/>
@@ -3688,7 +3699,23 @@
           <w:sz w:val="28"/>
           <w:szCs w:val="28"/>
         </w:rPr>
-        <w:t>ранцузский.</w:t>
+        <w:t>ранцузский</w:t>
+      </w:r>
+      <w:r>
+        <w:rPr>
+          <w:rFonts w:ascii="Times New Roman" w:hAnsi="Times New Roman" w:cs="Times New Roman"/>
+          <w:sz w:val="28"/>
+          <w:szCs w:val="28"/>
+        </w:rPr>
+        <w:t>, Корейский, Португальский</w:t>
+      </w:r>
+      <w:r>
+        <w:rPr>
+          <w:rFonts w:ascii="Times New Roman" w:hAnsi="Times New Roman" w:cs="Times New Roman"/>
+          <w:sz w:val="28"/>
+          <w:szCs w:val="28"/>
+        </w:rPr>
+        <w:t>.</w:t>
       </w:r>
       <w:r>
         <w:rPr>
@@ -4004,27 +4031,24 @@
           <w:rFonts w:ascii="Times New Roman" w:hAnsi="Times New Roman" w:cs="Times New Roman"/>
           <w:sz w:val="28"/>
           <w:szCs w:val="28"/>
-          <w:lang w:val="en-US"/>
-        </w:rPr>
-      </w:pPr>
-    </w:p>
-    <w:p>
-      <w:pPr>
-        <w:rPr>
-          <w:rFonts w:ascii="Times New Roman" w:hAnsi="Times New Roman" w:cs="Times New Roman"/>
-          <w:sz w:val="28"/>
-          <w:szCs w:val="28"/>
-          <w:lang w:val="en-US"/>
-        </w:rPr>
-      </w:pPr>
-    </w:p>
-    <w:p>
-      <w:pPr>
-        <w:rPr>
-          <w:rFonts w:ascii="Times New Roman" w:hAnsi="Times New Roman" w:cs="Times New Roman"/>
-          <w:sz w:val="28"/>
-          <w:szCs w:val="28"/>
-          <w:lang w:val="en-US"/>
+        </w:rPr>
+      </w:pPr>
+    </w:p>
+    <w:p>
+      <w:pPr>
+        <w:rPr>
+          <w:rFonts w:ascii="Times New Roman" w:hAnsi="Times New Roman" w:cs="Times New Roman"/>
+          <w:sz w:val="28"/>
+          <w:szCs w:val="28"/>
+        </w:rPr>
+      </w:pPr>
+    </w:p>
+    <w:p>
+      <w:pPr>
+        <w:rPr>
+          <w:rFonts w:ascii="Times New Roman" w:hAnsi="Times New Roman" w:cs="Times New Roman"/>
+          <w:sz w:val="28"/>
+          <w:szCs w:val="28"/>
         </w:rPr>
       </w:pPr>
     </w:p>
@@ -4038,7 +4062,7 @@
           <w:szCs w:val="36"/>
         </w:rPr>
       </w:pPr>
-      <w:bookmarkStart w:id="1" w:name="_Toc228985092"/>
+      <w:bookmarkStart w:id="1" w:name="_Toc232365516"/>
       <w:r>
         <w:rPr>
           <w:rFonts w:ascii="Times New Roman" w:hAnsi="Times New Roman" w:cs="Times New Roman"/>
@@ -4359,7 +4383,7 @@
           <w:szCs w:val="32"/>
         </w:rPr>
       </w:pPr>
-      <w:bookmarkStart w:id="2" w:name="_Toc228985093"/>
+      <w:bookmarkStart w:id="2" w:name="_Toc232365517"/>
       <w:r>
         <w:rPr>
           <w:rFonts w:ascii="Times New Roman" w:hAnsi="Times New Roman" w:cs="Times New Roman"/>
@@ -4503,7 +4527,7 @@
           <w:szCs w:val="32"/>
         </w:rPr>
       </w:pPr>
-      <w:bookmarkStart w:id="3" w:name="_Toc228985094"/>
+      <w:bookmarkStart w:id="3" w:name="_Toc232365518"/>
       <w:r>
         <w:rPr>
           <w:rFonts w:ascii="Times New Roman" w:hAnsi="Times New Roman" w:cs="Times New Roman"/>
@@ -4760,7 +4784,7 @@
           <w:szCs w:val="32"/>
         </w:rPr>
       </w:pPr>
-      <w:bookmarkStart w:id="4" w:name="_Toc228985095"/>
+      <w:bookmarkStart w:id="4" w:name="_Toc232365519"/>
       <w:r>
         <w:rPr>
           <w:rFonts w:ascii="Times New Roman" w:hAnsi="Times New Roman" w:cs="Times New Roman"/>
@@ -5185,7 +5209,7 @@
           <w:szCs w:val="36"/>
         </w:rPr>
       </w:pPr>
-      <w:bookmarkStart w:id="5" w:name="_Toc228985096"/>
+      <w:bookmarkStart w:id="5" w:name="_Toc232365520"/>
       <w:r>
         <w:rPr>
           <w:rFonts w:ascii="Times New Roman" w:hAnsi="Times New Roman" w:cs="Times New Roman"/>
@@ -5551,7 +5575,7 @@
           <w:szCs w:val="32"/>
         </w:rPr>
       </w:pPr>
-      <w:bookmarkStart w:id="6" w:name="_Toc228985097"/>
+      <w:bookmarkStart w:id="6" w:name="_Toc232365521"/>
       <w:r>
         <w:rPr>
           <w:rFonts w:ascii="Times New Roman" w:hAnsi="Times New Roman" w:cs="Times New Roman"/>
@@ -5780,7 +5804,7 @@
           <w:szCs w:val="32"/>
         </w:rPr>
       </w:pPr>
-      <w:bookmarkStart w:id="7" w:name="_Toc228985098"/>
+      <w:bookmarkStart w:id="7" w:name="_Toc232365522"/>
       <w:r>
         <w:rPr>
           <w:rFonts w:ascii="Times New Roman" w:hAnsi="Times New Roman" w:cs="Times New Roman"/>
@@ -5916,7 +5940,7 @@
           <w:szCs w:val="32"/>
         </w:rPr>
       </w:pPr>
-      <w:bookmarkStart w:id="8" w:name="_Toc228985099"/>
+      <w:bookmarkStart w:id="8" w:name="_Toc232365523"/>
       <w:r>
         <w:rPr>
           <w:rFonts w:ascii="Times New Roman" w:hAnsi="Times New Roman" w:cs="Times New Roman"/>
@@ -5981,7 +6005,7 @@
           <w:szCs w:val="28"/>
         </w:rPr>
       </w:pPr>
-      <w:bookmarkStart w:id="9" w:name="_Toc228985100"/>
+      <w:bookmarkStart w:id="9" w:name="_Toc232365524"/>
       <w:r>
         <w:rPr>
           <w:rFonts w:ascii="Times New Roman" w:hAnsi="Times New Roman" w:cs="Times New Roman"/>
@@ -6101,7 +6125,7 @@
           <w:szCs w:val="28"/>
         </w:rPr>
       </w:pPr>
-      <w:bookmarkStart w:id="10" w:name="_Toc228985101"/>
+      <w:bookmarkStart w:id="10" w:name="_Toc232365525"/>
       <w:r>
         <w:rPr>
           <w:rFonts w:ascii="Times New Roman" w:hAnsi="Times New Roman" w:cs="Times New Roman"/>
@@ -6273,7 +6297,7 @@
           <w:szCs w:val="28"/>
         </w:rPr>
       </w:pPr>
-      <w:bookmarkStart w:id="11" w:name="_Toc228985102"/>
+      <w:bookmarkStart w:id="11" w:name="_Toc232365526"/>
       <w:r>
         <w:rPr>
           <w:rFonts w:ascii="Times New Roman" w:hAnsi="Times New Roman" w:cs="Times New Roman"/>
@@ -6426,7 +6450,7 @@
           <w:szCs w:val="28"/>
         </w:rPr>
       </w:pPr>
-      <w:bookmarkStart w:id="12" w:name="_Toc228985103"/>
+      <w:bookmarkStart w:id="12" w:name="_Toc232365527"/>
       <w:r>
         <w:rPr>
           <w:rFonts w:ascii="Times New Roman" w:hAnsi="Times New Roman" w:cs="Times New Roman"/>
@@ -6851,7 +6875,7 @@
           <w:szCs w:val="32"/>
         </w:rPr>
       </w:pPr>
-      <w:bookmarkStart w:id="13" w:name="_Toc228985104"/>
+      <w:bookmarkStart w:id="13" w:name="_Toc232365528"/>
       <w:r>
         <w:rPr>
           <w:rFonts w:ascii="Times New Roman" w:hAnsi="Times New Roman" w:cs="Times New Roman"/>
@@ -7218,7 +7242,7 @@
           <w:szCs w:val="32"/>
         </w:rPr>
       </w:pPr>
-      <w:bookmarkStart w:id="14" w:name="_Toc228985105"/>
+      <w:bookmarkStart w:id="14" w:name="_Toc232365529"/>
       <w:r>
         <w:rPr>
           <w:rFonts w:ascii="Times New Roman" w:hAnsi="Times New Roman" w:cs="Times New Roman"/>
@@ -7590,7 +7614,7 @@
           <w:szCs w:val="28"/>
         </w:rPr>
       </w:pPr>
-      <w:bookmarkStart w:id="15" w:name="_Toc228985106"/>
+      <w:bookmarkStart w:id="15" w:name="_Toc232365530"/>
       <w:r>
         <w:rPr>
           <w:rFonts w:ascii="Times New Roman" w:hAnsi="Times New Roman" w:cs="Times New Roman"/>
@@ -8193,7 +8217,7 @@
           <w:szCs w:val="28"/>
         </w:rPr>
       </w:pPr>
-      <w:bookmarkStart w:id="16" w:name="_Toc228985107"/>
+      <w:bookmarkStart w:id="16" w:name="_Toc232365531"/>
       <w:r>
         <w:rPr>
           <w:rFonts w:ascii="Times New Roman" w:hAnsi="Times New Roman" w:cs="Times New Roman"/>
@@ -9136,7 +9160,7 @@
           <w:szCs w:val="28"/>
         </w:rPr>
       </w:pPr>
-      <w:bookmarkStart w:id="17" w:name="_Toc228985108"/>
+      <w:bookmarkStart w:id="17" w:name="_Toc232365532"/>
       <w:r>
         <w:rPr>
           <w:rFonts w:ascii="Times New Roman" w:hAnsi="Times New Roman" w:cs="Times New Roman"/>
@@ -9485,7 +9509,7 @@
           <w:szCs w:val="28"/>
         </w:rPr>
       </w:pPr>
-      <w:bookmarkStart w:id="18" w:name="_Toc228985109"/>
+      <w:bookmarkStart w:id="18" w:name="_Toc232365533"/>
       <w:r>
         <w:rPr>
           <w:rFonts w:ascii="Times New Roman" w:hAnsi="Times New Roman" w:cs="Times New Roman"/>
@@ -9972,7 +9996,7 @@
           <w:szCs w:val="28"/>
         </w:rPr>
       </w:pPr>
-      <w:bookmarkStart w:id="19" w:name="_Toc228985110"/>
+      <w:bookmarkStart w:id="19" w:name="_Toc232365534"/>
       <w:r>
         <w:rPr>
           <w:rFonts w:ascii="Times New Roman" w:hAnsi="Times New Roman" w:cs="Times New Roman"/>
@@ -10251,7 +10275,7 @@
           <w:szCs w:val="32"/>
         </w:rPr>
       </w:pPr>
-      <w:bookmarkStart w:id="20" w:name="_Toc228985111"/>
+      <w:bookmarkStart w:id="20" w:name="_Toc232365535"/>
       <w:r>
         <w:rPr>
           <w:rFonts w:ascii="Times New Roman" w:hAnsi="Times New Roman" w:cs="Times New Roman"/>
@@ -10959,7 +10983,7 @@
           <w:szCs w:val="36"/>
         </w:rPr>
       </w:pPr>
-      <w:bookmarkStart w:id="21" w:name="_Toc228985112"/>
+      <w:bookmarkStart w:id="21" w:name="_Toc232365536"/>
       <w:r>
         <w:rPr>
           <w:rFonts w:ascii="Times New Roman" w:hAnsi="Times New Roman" w:cs="Times New Roman"/>
@@ -11258,7 +11282,7 @@
           <w:szCs w:val="32"/>
         </w:rPr>
       </w:pPr>
-      <w:bookmarkStart w:id="22" w:name="_Toc228985113"/>
+      <w:bookmarkStart w:id="22" w:name="_Toc232365537"/>
       <w:r>
         <w:rPr>
           <w:rFonts w:ascii="Times New Roman" w:hAnsi="Times New Roman" w:cs="Times New Roman"/>
@@ -12782,7 +12806,7 @@
           <w:szCs w:val="36"/>
         </w:rPr>
       </w:pPr>
-      <w:bookmarkStart w:id="23" w:name="_Toc228985114"/>
+      <w:bookmarkStart w:id="23" w:name="_Toc232365538"/>
       <w:r>
         <w:rPr>
           <w:rFonts w:ascii="Times New Roman" w:hAnsi="Times New Roman" w:cs="Times New Roman"/>
@@ -13240,7 +13264,7 @@
           <w:szCs w:val="36"/>
         </w:rPr>
       </w:pPr>
-      <w:bookmarkStart w:id="24" w:name="_Toc228985115"/>
+      <w:bookmarkStart w:id="24" w:name="_Toc232365539"/>
       <w:r>
         <w:rPr>
           <w:rFonts w:ascii="Times New Roman" w:hAnsi="Times New Roman" w:cs="Times New Roman"/>
@@ -13371,7 +13395,7 @@
           <w:szCs w:val="36"/>
         </w:rPr>
       </w:pPr>
-      <w:bookmarkStart w:id="25" w:name="_Toc228985116"/>
+      <w:bookmarkStart w:id="25" w:name="_Toc232365540"/>
       <w:r>
         <w:rPr>
           <w:rFonts w:ascii="Times New Roman" w:hAnsi="Times New Roman" w:cs="Times New Roman"/>
@@ -13406,105 +13430,31 @@
           <w:sz w:val="32"/>
           <w:szCs w:val="32"/>
         </w:rPr>
-        <w:t>3.5.0</w:t>
-      </w:r>
-    </w:p>
-    <w:p>
-      <w:pPr>
-        <w:rPr>
-          <w:rFonts w:ascii="Times New Roman" w:hAnsi="Times New Roman" w:cs="Times New Roman"/>
-          <w:b/>
-          <w:bCs/>
-          <w:sz w:val="28"/>
-          <w:szCs w:val="28"/>
-        </w:rPr>
-      </w:pPr>
-      <w:r>
-        <w:rPr>
-          <w:rFonts w:ascii="Times New Roman" w:hAnsi="Times New Roman" w:cs="Times New Roman"/>
-          <w:b/>
-          <w:bCs/>
-          <w:sz w:val="28"/>
-          <w:szCs w:val="28"/>
-        </w:rPr>
-        <w:br/>
-      </w:r>
-      <w:r>
-        <w:rPr>
-          <w:rFonts w:ascii="Times New Roman" w:hAnsi="Times New Roman" w:cs="Times New Roman"/>
-          <w:b/>
-          <w:bCs/>
-          <w:sz w:val="28"/>
-          <w:szCs w:val="28"/>
-        </w:rPr>
-        <w:t>Новый функционал:</w:t>
-      </w:r>
-    </w:p>
-    <w:p>
-      <w:pPr>
-        <w:pStyle w:val="aa"/>
-        <w:numPr>
-          <w:ilvl w:val="0"/>
-          <w:numId w:val="4"/>
-        </w:numPr>
-        <w:rPr>
-          <w:rFonts w:ascii="Times New Roman" w:hAnsi="Times New Roman" w:cs="Times New Roman"/>
-          <w:sz w:val="28"/>
-          <w:szCs w:val="28"/>
-        </w:rPr>
-      </w:pPr>
-      <w:r>
-        <w:rPr>
-          <w:rFonts w:ascii="Times New Roman" w:hAnsi="Times New Roman" w:cs="Times New Roman"/>
-          <w:sz w:val="28"/>
-          <w:szCs w:val="28"/>
-        </w:rPr>
-        <w:t>Добавлена п</w:t>
-      </w:r>
-      <w:r>
-        <w:rPr>
-          <w:rFonts w:ascii="Times New Roman" w:hAnsi="Times New Roman" w:cs="Times New Roman"/>
-          <w:sz w:val="28"/>
-          <w:szCs w:val="28"/>
-        </w:rPr>
-        <w:t>оддержка нескольких языков интерфейса: Русский, Английский, Хинди, Китайский (упрощенный), Немецкий, Испанский, Французский.</w:t>
-      </w:r>
-    </w:p>
-    <w:p>
-      <w:pPr>
-        <w:rPr>
-          <w:rFonts w:ascii="Times New Roman" w:hAnsi="Times New Roman" w:cs="Times New Roman"/>
-          <w:sz w:val="28"/>
-          <w:szCs w:val="28"/>
-          <w:lang w:val="en-US"/>
-        </w:rPr>
-      </w:pPr>
-    </w:p>
-    <w:p>
-      <w:pPr>
-        <w:rPr>
-          <w:rFonts w:ascii="Times New Roman" w:hAnsi="Times New Roman" w:cs="Times New Roman"/>
-          <w:sz w:val="28"/>
-          <w:szCs w:val="28"/>
-          <w:lang w:val="en-US"/>
-        </w:rPr>
-      </w:pPr>
-    </w:p>
-    <w:p>
-      <w:pPr>
+        <w:t>3.</w:t>
+      </w:r>
+      <w:r>
         <w:rPr>
           <w:rFonts w:ascii="Times New Roman" w:hAnsi="Times New Roman" w:cs="Times New Roman"/>
           <w:sz w:val="32"/>
           <w:szCs w:val="32"/>
         </w:rPr>
-      </w:pPr>
+        <w:t>5</w:t>
+      </w:r>
       <w:r>
         <w:rPr>
           <w:rFonts w:ascii="Times New Roman" w:hAnsi="Times New Roman" w:cs="Times New Roman"/>
           <w:sz w:val="32"/>
           <w:szCs w:val="32"/>
         </w:rPr>
-        <w:t>3.4.0</w:t>
+        <w:t>.</w:t>
+      </w:r>
+      <w:r>
+        <w:rPr>
+          <w:rFonts w:ascii="Times New Roman" w:hAnsi="Times New Roman" w:cs="Times New Roman"/>
+          <w:sz w:val="32"/>
+          <w:szCs w:val="32"/>
+        </w:rPr>
+        <w:t>1</w:t>
       </w:r>
     </w:p>
     <w:p>
@@ -13557,25 +13507,30 @@
           <w:rFonts w:ascii="Times New Roman" w:hAnsi="Times New Roman" w:cs="Times New Roman"/>
           <w:sz w:val="28"/>
           <w:szCs w:val="28"/>
-          <w:lang w:val="en-US"/>
-        </w:rPr>
-        <w:t xml:space="preserve">Modbus: </w:t>
-      </w:r>
-      <w:r>
-        <w:rPr>
-          <w:rFonts w:ascii="Times New Roman" w:hAnsi="Times New Roman" w:cs="Times New Roman"/>
-          <w:sz w:val="28"/>
-          <w:szCs w:val="28"/>
-        </w:rPr>
-        <w:t>д</w:t>
-      </w:r>
-      <w:r>
-        <w:rPr>
-          <w:rFonts w:ascii="Times New Roman" w:hAnsi="Times New Roman" w:cs="Times New Roman"/>
-          <w:sz w:val="28"/>
-          <w:szCs w:val="28"/>
-        </w:rPr>
-        <w:t>обавлен режим мониторинга.</w:t>
+        </w:rPr>
+        <w:t>Добавлена поддержка Корейского и Португальского языков.</w:t>
+      </w:r>
+    </w:p>
+    <w:p>
+      <w:pPr>
+        <w:spacing w:line="360" w:lineRule="auto"/>
+        <w:rPr>
+          <w:rFonts w:ascii="Times New Roman" w:hAnsi="Times New Roman" w:cs="Times New Roman"/>
+          <w:b/>
+          <w:bCs/>
+          <w:sz w:val="28"/>
+          <w:szCs w:val="28"/>
+        </w:rPr>
+      </w:pPr>
+      <w:r>
+        <w:rPr>
+          <w:rFonts w:ascii="Times New Roman" w:hAnsi="Times New Roman" w:cs="Times New Roman"/>
+          <w:b/>
+          <w:bCs/>
+          <w:sz w:val="28"/>
+          <w:szCs w:val="28"/>
+        </w:rPr>
+        <w:t>Исправление ошибок:</w:t>
       </w:r>
     </w:p>
     <w:p>
@@ -13597,25 +13552,24 @@
           <w:rFonts w:ascii="Times New Roman" w:hAnsi="Times New Roman" w:cs="Times New Roman"/>
           <w:sz w:val="28"/>
           <w:szCs w:val="28"/>
-          <w:lang w:val="en-US"/>
-        </w:rPr>
-        <w:t>Modbus</w:t>
-      </w:r>
-      <w:r>
-        <w:rPr>
-          <w:rFonts w:ascii="Times New Roman" w:hAnsi="Times New Roman" w:cs="Times New Roman"/>
-          <w:sz w:val="28"/>
-          <w:szCs w:val="28"/>
-        </w:rPr>
-        <w:t xml:space="preserve"> </w:t>
-      </w:r>
-      <w:r>
-        <w:rPr>
-          <w:rFonts w:ascii="Times New Roman" w:hAnsi="Times New Roman" w:cs="Times New Roman"/>
-          <w:sz w:val="28"/>
-          <w:szCs w:val="28"/>
-        </w:rPr>
-        <w:t>сканер: добавлены шаблоны для функций опроса.</w:t>
+        </w:rPr>
+        <w:t>При записи нескольких флагов (</w:t>
+      </w:r>
+      <w:r>
+        <w:rPr>
+          <w:rFonts w:ascii="Times New Roman" w:hAnsi="Times New Roman" w:cs="Times New Roman"/>
+          <w:sz w:val="28"/>
+          <w:szCs w:val="28"/>
+        </w:rPr>
+        <w:t xml:space="preserve">функция </w:t>
+      </w:r>
+      <w:r>
+        <w:rPr>
+          <w:rFonts w:ascii="Times New Roman" w:hAnsi="Times New Roman" w:cs="Times New Roman"/>
+          <w:sz w:val="28"/>
+          <w:szCs w:val="28"/>
+        </w:rPr>
+        <w:t>0x0F) терялся последний байт данных, если он был равен 0.</w:t>
       </w:r>
     </w:p>
     <w:p>
@@ -13638,26 +13592,74 @@
           <w:sz w:val="28"/>
           <w:szCs w:val="28"/>
         </w:rPr>
-        <w:t>Мелкие исправления и рефакторинг.</w:t>
-      </w:r>
-    </w:p>
-    <w:p>
-      <w:pPr>
+        <w:t xml:space="preserve">Исправлено некорректное отображение </w:t>
+      </w:r>
+      <w:r>
         <w:rPr>
           <w:rFonts w:ascii="Times New Roman" w:hAnsi="Times New Roman" w:cs="Times New Roman"/>
           <w:sz w:val="28"/>
           <w:szCs w:val="28"/>
           <w:lang w:val="en-US"/>
         </w:rPr>
-      </w:pPr>
-    </w:p>
-    <w:p>
-      <w:pPr>
+        <w:t>float</w:t>
+      </w:r>
+      <w:r>
+        <w:rPr>
+          <w:rFonts w:ascii="Times New Roman" w:hAnsi="Times New Roman" w:cs="Times New Roman"/>
+          <w:sz w:val="28"/>
+          <w:szCs w:val="28"/>
+        </w:rPr>
+        <w:t xml:space="preserve"> чисел </w:t>
+      </w:r>
+      <w:r>
+        <w:rPr>
+          <w:rFonts w:ascii="Times New Roman" w:hAnsi="Times New Roman" w:cs="Times New Roman"/>
+          <w:sz w:val="28"/>
+          <w:szCs w:val="28"/>
+        </w:rPr>
+        <w:t xml:space="preserve">в режиме </w:t>
+      </w:r>
+      <w:r>
         <w:rPr>
           <w:rFonts w:ascii="Times New Roman" w:hAnsi="Times New Roman" w:cs="Times New Roman"/>
           <w:sz w:val="28"/>
           <w:szCs w:val="28"/>
           <w:lang w:val="en-US"/>
+        </w:rPr>
+        <w:t>Modbus</w:t>
+      </w:r>
+      <w:r>
+        <w:rPr>
+          <w:rFonts w:ascii="Times New Roman" w:hAnsi="Times New Roman" w:cs="Times New Roman"/>
+          <w:sz w:val="28"/>
+          <w:szCs w:val="28"/>
+        </w:rPr>
+        <w:t xml:space="preserve"> </w:t>
+      </w:r>
+      <w:r>
+        <w:rPr>
+          <w:rFonts w:ascii="Times New Roman" w:hAnsi="Times New Roman" w:cs="Times New Roman"/>
+          <w:sz w:val="28"/>
+          <w:szCs w:val="28"/>
+        </w:rPr>
+        <w:t>мониторинга.</w:t>
+      </w:r>
+    </w:p>
+    <w:p>
+      <w:pPr>
+        <w:rPr>
+          <w:rFonts w:ascii="Times New Roman" w:hAnsi="Times New Roman" w:cs="Times New Roman"/>
+          <w:sz w:val="28"/>
+          <w:szCs w:val="28"/>
+        </w:rPr>
+      </w:pPr>
+    </w:p>
+    <w:p>
+      <w:pPr>
+        <w:rPr>
+          <w:rFonts w:ascii="Times New Roman" w:hAnsi="Times New Roman" w:cs="Times New Roman"/>
+          <w:sz w:val="28"/>
+          <w:szCs w:val="28"/>
         </w:rPr>
       </w:pPr>
     </w:p>
@@ -13675,7 +13677,103 @@
           <w:sz w:val="32"/>
           <w:szCs w:val="32"/>
         </w:rPr>
-        <w:t>3.3.3</w:t>
+        <w:t>3.5.0</w:t>
+      </w:r>
+    </w:p>
+    <w:p>
+      <w:pPr>
+        <w:rPr>
+          <w:rFonts w:ascii="Times New Roman" w:hAnsi="Times New Roman" w:cs="Times New Roman"/>
+          <w:b/>
+          <w:bCs/>
+          <w:sz w:val="28"/>
+          <w:szCs w:val="28"/>
+        </w:rPr>
+      </w:pPr>
+      <w:r>
+        <w:rPr>
+          <w:rFonts w:ascii="Times New Roman" w:hAnsi="Times New Roman" w:cs="Times New Roman"/>
+          <w:b/>
+          <w:bCs/>
+          <w:sz w:val="28"/>
+          <w:szCs w:val="28"/>
+        </w:rPr>
+        <w:br/>
+      </w:r>
+      <w:r>
+        <w:rPr>
+          <w:rFonts w:ascii="Times New Roman" w:hAnsi="Times New Roman" w:cs="Times New Roman"/>
+          <w:b/>
+          <w:bCs/>
+          <w:sz w:val="28"/>
+          <w:szCs w:val="28"/>
+        </w:rPr>
+        <w:t>Новый функционал:</w:t>
+      </w:r>
+    </w:p>
+    <w:p>
+      <w:pPr>
+        <w:pStyle w:val="aa"/>
+        <w:numPr>
+          <w:ilvl w:val="0"/>
+          <w:numId w:val="4"/>
+        </w:numPr>
+        <w:rPr>
+          <w:rFonts w:ascii="Times New Roman" w:hAnsi="Times New Roman" w:cs="Times New Roman"/>
+          <w:sz w:val="28"/>
+          <w:szCs w:val="28"/>
+        </w:rPr>
+      </w:pPr>
+      <w:r>
+        <w:rPr>
+          <w:rFonts w:ascii="Times New Roman" w:hAnsi="Times New Roman" w:cs="Times New Roman"/>
+          <w:sz w:val="28"/>
+          <w:szCs w:val="28"/>
+        </w:rPr>
+        <w:t>Добавлена п</w:t>
+      </w:r>
+      <w:r>
+        <w:rPr>
+          <w:rFonts w:ascii="Times New Roman" w:hAnsi="Times New Roman" w:cs="Times New Roman"/>
+          <w:sz w:val="28"/>
+          <w:szCs w:val="28"/>
+        </w:rPr>
+        <w:t>оддержка нескольких языков интерфейса: Русский, Английский, Хинди, Китайский (упрощенный), Немецкий, Испанский, Французский.</w:t>
+      </w:r>
+    </w:p>
+    <w:p>
+      <w:pPr>
+        <w:rPr>
+          <w:rFonts w:ascii="Times New Roman" w:hAnsi="Times New Roman" w:cs="Times New Roman"/>
+          <w:sz w:val="28"/>
+          <w:szCs w:val="28"/>
+        </w:rPr>
+      </w:pPr>
+    </w:p>
+    <w:p>
+      <w:pPr>
+        <w:rPr>
+          <w:rFonts w:ascii="Times New Roman" w:hAnsi="Times New Roman" w:cs="Times New Roman"/>
+          <w:sz w:val="28"/>
+          <w:szCs w:val="28"/>
+        </w:rPr>
+      </w:pPr>
+    </w:p>
+    <w:p>
+      <w:pPr>
+        <w:rPr>
+          <w:rFonts w:ascii="Times New Roman" w:hAnsi="Times New Roman" w:cs="Times New Roman"/>
+          <w:sz w:val="32"/>
+          <w:szCs w:val="32"/>
+        </w:rPr>
+      </w:pPr>
+      <w:r>
+        <w:rPr>
+          <w:rFonts w:ascii="Times New Roman" w:hAnsi="Times New Roman" w:cs="Times New Roman"/>
+          <w:sz w:val="32"/>
+          <w:szCs w:val="32"/>
+        </w:rPr>
+        <w:t>3.4.0</w:t>
       </w:r>
     </w:p>
     <w:p>
@@ -13728,8 +13826,25 @@
           <w:rFonts w:ascii="Times New Roman" w:hAnsi="Times New Roman" w:cs="Times New Roman"/>
           <w:sz w:val="28"/>
           <w:szCs w:val="28"/>
-        </w:rPr>
-        <w:t>Теперь при работе с макросами используется только одно окно (рабочее поле или редактирование). Неиспользуемое окно скрывается.</w:t>
+          <w:lang w:val="en-US"/>
+        </w:rPr>
+        <w:t xml:space="preserve">Modbus: </w:t>
+      </w:r>
+      <w:r>
+        <w:rPr>
+          <w:rFonts w:ascii="Times New Roman" w:hAnsi="Times New Roman" w:cs="Times New Roman"/>
+          <w:sz w:val="28"/>
+          <w:szCs w:val="28"/>
+        </w:rPr>
+        <w:t>д</w:t>
+      </w:r>
+      <w:r>
+        <w:rPr>
+          <w:rFonts w:ascii="Times New Roman" w:hAnsi="Times New Roman" w:cs="Times New Roman"/>
+          <w:sz w:val="28"/>
+          <w:szCs w:val="28"/>
+        </w:rPr>
+        <w:t>обавлен режим мониторинга.</w:t>
       </w:r>
     </w:p>
     <w:p>
@@ -13751,131 +13866,25 @@
           <w:rFonts w:ascii="Times New Roman" w:hAnsi="Times New Roman" w:cs="Times New Roman"/>
           <w:sz w:val="28"/>
           <w:szCs w:val="28"/>
-        </w:rPr>
-        <w:t xml:space="preserve">Рефакторинг </w:t>
-      </w:r>
-      <w:r>
-        <w:rPr>
-          <w:rFonts w:ascii="Times New Roman" w:hAnsi="Times New Roman" w:cs="Times New Roman"/>
-          <w:sz w:val="28"/>
-          <w:szCs w:val="28"/>
           <w:lang w:val="en-US"/>
         </w:rPr>
-        <w:t xml:space="preserve">Unit </w:t>
-      </w:r>
-      <w:r>
-        <w:rPr>
-          <w:rFonts w:ascii="Times New Roman" w:hAnsi="Times New Roman" w:cs="Times New Roman"/>
-          <w:sz w:val="28"/>
-          <w:szCs w:val="28"/>
-        </w:rPr>
-        <w:t>тестов.</w:t>
-      </w:r>
-    </w:p>
-    <w:p>
-      <w:pPr>
-        <w:rPr>
-          <w:sz w:val="28"/>
-          <w:szCs w:val="28"/>
-        </w:rPr>
-      </w:pPr>
-    </w:p>
-    <w:p>
-      <w:pPr>
-        <w:rPr>
-          <w:sz w:val="28"/>
-          <w:szCs w:val="28"/>
-        </w:rPr>
-      </w:pPr>
-    </w:p>
-    <w:p>
-      <w:pPr>
-        <w:rPr>
-          <w:sz w:val="28"/>
-          <w:szCs w:val="28"/>
-        </w:rPr>
-      </w:pPr>
-    </w:p>
-    <w:p>
-      <w:pPr>
-        <w:rPr>
-          <w:sz w:val="28"/>
-          <w:szCs w:val="28"/>
-        </w:rPr>
-      </w:pPr>
-    </w:p>
-    <w:p>
-      <w:pPr>
-        <w:rPr>
-          <w:sz w:val="28"/>
-          <w:szCs w:val="28"/>
-        </w:rPr>
-      </w:pPr>
-    </w:p>
-    <w:p>
-      <w:pPr>
-        <w:rPr>
-          <w:sz w:val="28"/>
-          <w:szCs w:val="28"/>
-        </w:rPr>
-      </w:pPr>
-    </w:p>
-    <w:p>
-      <w:pPr>
-        <w:rPr>
-          <w:sz w:val="28"/>
-          <w:szCs w:val="28"/>
-          <w:lang w:val="en-US"/>
-        </w:rPr>
-      </w:pPr>
-    </w:p>
-    <w:p>
-      <w:pPr>
-        <w:rPr>
-          <w:rFonts w:ascii="Times New Roman" w:hAnsi="Times New Roman" w:cs="Times New Roman"/>
-          <w:sz w:val="32"/>
-          <w:szCs w:val="32"/>
-        </w:rPr>
-      </w:pPr>
-      <w:r>
-        <w:rPr>
-          <w:rFonts w:ascii="Times New Roman" w:hAnsi="Times New Roman" w:cs="Times New Roman"/>
-          <w:sz w:val="32"/>
-          <w:szCs w:val="32"/>
-        </w:rPr>
-        <w:lastRenderedPageBreak/>
-        <w:t>3.3.2</w:t>
-      </w:r>
-    </w:p>
-    <w:p>
-      <w:pPr>
-        <w:rPr>
-          <w:rFonts w:ascii="Times New Roman" w:hAnsi="Times New Roman" w:cs="Times New Roman"/>
-          <w:b/>
-          <w:bCs/>
-          <w:sz w:val="28"/>
-          <w:szCs w:val="28"/>
-        </w:rPr>
-      </w:pPr>
-      <w:r>
-        <w:rPr>
-          <w:rFonts w:ascii="Times New Roman" w:hAnsi="Times New Roman" w:cs="Times New Roman"/>
-          <w:b/>
-          <w:bCs/>
-          <w:sz w:val="28"/>
-          <w:szCs w:val="28"/>
-        </w:rPr>
-        <w:br/>
-      </w:r>
-      <w:r>
-        <w:rPr>
-          <w:rFonts w:ascii="Times New Roman" w:hAnsi="Times New Roman" w:cs="Times New Roman"/>
-          <w:b/>
-          <w:bCs/>
-          <w:sz w:val="28"/>
-          <w:szCs w:val="28"/>
-        </w:rPr>
-        <w:t>Новый функционал:</w:t>
+        <w:t>Modbus</w:t>
+      </w:r>
+      <w:r>
+        <w:rPr>
+          <w:rFonts w:ascii="Times New Roman" w:hAnsi="Times New Roman" w:cs="Times New Roman"/>
+          <w:sz w:val="28"/>
+          <w:szCs w:val="28"/>
+        </w:rPr>
+        <w:t xml:space="preserve"> </w:t>
+      </w:r>
+      <w:r>
+        <w:rPr>
+          <w:rFonts w:ascii="Times New Roman" w:hAnsi="Times New Roman" w:cs="Times New Roman"/>
+          <w:sz w:val="28"/>
+          <w:szCs w:val="28"/>
+        </w:rPr>
+        <w:t>сканер: добавлены шаблоны для функций опроса.</w:t>
       </w:r>
     </w:p>
     <w:p>
@@ -13897,17 +13906,85 @@
           <w:rFonts w:ascii="Times New Roman" w:hAnsi="Times New Roman" w:cs="Times New Roman"/>
           <w:sz w:val="28"/>
           <w:szCs w:val="28"/>
+        </w:rPr>
+        <w:t>Мелкие исправления и рефакторинг.</w:t>
+      </w:r>
+    </w:p>
+    <w:p>
+      <w:pPr>
+        <w:rPr>
+          <w:rFonts w:ascii="Times New Roman" w:hAnsi="Times New Roman" w:cs="Times New Roman"/>
+          <w:sz w:val="28"/>
+          <w:szCs w:val="28"/>
           <w:lang w:val="en-US"/>
         </w:rPr>
-        <w:t>Modbus</w:t>
-      </w:r>
-      <w:r>
-        <w:rPr>
-          <w:rFonts w:ascii="Times New Roman" w:hAnsi="Times New Roman" w:cs="Times New Roman"/>
-          <w:sz w:val="28"/>
-          <w:szCs w:val="28"/>
-        </w:rPr>
-        <w:t>: теперь если сработал таймаут, то выводится содержимое запроса.</w:t>
+      </w:pPr>
+    </w:p>
+    <w:p>
+      <w:pPr>
+        <w:rPr>
+          <w:rFonts w:ascii="Times New Roman" w:hAnsi="Times New Roman" w:cs="Times New Roman"/>
+          <w:sz w:val="28"/>
+          <w:szCs w:val="28"/>
+        </w:rPr>
+      </w:pPr>
+    </w:p>
+    <w:p>
+      <w:pPr>
+        <w:rPr>
+          <w:rFonts w:ascii="Times New Roman" w:hAnsi="Times New Roman" w:cs="Times New Roman"/>
+          <w:sz w:val="28"/>
+          <w:szCs w:val="28"/>
+        </w:rPr>
+      </w:pPr>
+    </w:p>
+    <w:p>
+      <w:pPr>
+        <w:rPr>
+          <w:rFonts w:ascii="Times New Roman" w:hAnsi="Times New Roman" w:cs="Times New Roman"/>
+          <w:sz w:val="32"/>
+          <w:szCs w:val="32"/>
+        </w:rPr>
+      </w:pPr>
+      <w:r>
+        <w:rPr>
+          <w:rFonts w:ascii="Times New Roman" w:hAnsi="Times New Roman" w:cs="Times New Roman"/>
+          <w:sz w:val="32"/>
+          <w:szCs w:val="32"/>
+        </w:rPr>
+        <w:lastRenderedPageBreak/>
+        <w:t>3.3.3</w:t>
+      </w:r>
+    </w:p>
+    <w:p>
+      <w:pPr>
+        <w:rPr>
+          <w:rFonts w:ascii="Times New Roman" w:hAnsi="Times New Roman" w:cs="Times New Roman"/>
+          <w:b/>
+          <w:bCs/>
+          <w:sz w:val="28"/>
+          <w:szCs w:val="28"/>
+        </w:rPr>
+      </w:pPr>
+      <w:r>
+        <w:rPr>
+          <w:rFonts w:ascii="Times New Roman" w:hAnsi="Times New Roman" w:cs="Times New Roman"/>
+          <w:b/>
+          <w:bCs/>
+          <w:sz w:val="28"/>
+          <w:szCs w:val="28"/>
+        </w:rPr>
+        <w:br/>
+      </w:r>
+      <w:r>
+        <w:rPr>
+          <w:rFonts w:ascii="Times New Roman" w:hAnsi="Times New Roman" w:cs="Times New Roman"/>
+          <w:b/>
+          <w:bCs/>
+          <w:sz w:val="28"/>
+          <w:szCs w:val="28"/>
+        </w:rPr>
+        <w:t>Новый функционал:</w:t>
       </w:r>
     </w:p>
     <w:p>
@@ -13930,29 +14007,7 @@
           <w:sz w:val="28"/>
           <w:szCs w:val="28"/>
         </w:rPr>
-        <w:t>Расширен функционал окна "О приложении".</w:t>
-      </w:r>
-    </w:p>
-    <w:p>
-      <w:pPr>
-        <w:spacing w:line="360" w:lineRule="auto"/>
-        <w:rPr>
-          <w:rFonts w:ascii="Times New Roman" w:hAnsi="Times New Roman" w:cs="Times New Roman"/>
-          <w:b/>
-          <w:bCs/>
-          <w:sz w:val="28"/>
-          <w:szCs w:val="28"/>
-        </w:rPr>
-      </w:pPr>
-      <w:r>
-        <w:rPr>
-          <w:rFonts w:ascii="Times New Roman" w:hAnsi="Times New Roman" w:cs="Times New Roman"/>
-          <w:b/>
-          <w:bCs/>
-          <w:sz w:val="28"/>
-          <w:szCs w:val="28"/>
-        </w:rPr>
-        <w:t>Исправление ошибок:</w:t>
+        <w:t>Теперь при работе с макросами используется только одно окно (рабочее поле или редактирование). Неиспользуемое окно скрывается.</w:t>
       </w:r>
     </w:p>
     <w:p>
@@ -13975,15 +14030,7 @@
           <w:sz w:val="28"/>
           <w:szCs w:val="28"/>
         </w:rPr>
-        <w:t>Р</w:t>
-      </w:r>
-      <w:r>
-        <w:rPr>
-          <w:rFonts w:ascii="Times New Roman" w:hAnsi="Times New Roman" w:cs="Times New Roman"/>
-          <w:sz w:val="28"/>
-          <w:szCs w:val="28"/>
-        </w:rPr>
-        <w:t xml:space="preserve">едкое зависание при записи/чтении </w:t>
+        <w:t xml:space="preserve">Рефакторинг </w:t>
       </w:r>
       <w:r>
         <w:rPr>
@@ -13992,15 +14039,83 @@
           <w:szCs w:val="28"/>
           <w:lang w:val="en-US"/>
         </w:rPr>
-        <w:t>Modbus</w:t>
-      </w:r>
-      <w:r>
-        <w:rPr>
-          <w:rFonts w:ascii="Times New Roman" w:hAnsi="Times New Roman" w:cs="Times New Roman"/>
-          <w:sz w:val="28"/>
-          <w:szCs w:val="28"/>
-        </w:rPr>
-        <w:t>.</w:t>
+        <w:t xml:space="preserve">Unit </w:t>
+      </w:r>
+      <w:r>
+        <w:rPr>
+          <w:rFonts w:ascii="Times New Roman" w:hAnsi="Times New Roman" w:cs="Times New Roman"/>
+          <w:sz w:val="28"/>
+          <w:szCs w:val="28"/>
+        </w:rPr>
+        <w:t>тестов.</w:t>
+      </w:r>
+    </w:p>
+    <w:p>
+      <w:pPr>
+        <w:spacing w:line="360" w:lineRule="auto"/>
+        <w:rPr>
+          <w:rFonts w:ascii="Times New Roman" w:hAnsi="Times New Roman" w:cs="Times New Roman"/>
+          <w:sz w:val="28"/>
+          <w:szCs w:val="28"/>
+        </w:rPr>
+      </w:pPr>
+    </w:p>
+    <w:p>
+      <w:pPr>
+        <w:spacing w:line="360" w:lineRule="auto"/>
+        <w:rPr>
+          <w:rFonts w:ascii="Times New Roman" w:hAnsi="Times New Roman" w:cs="Times New Roman"/>
+          <w:sz w:val="28"/>
+          <w:szCs w:val="28"/>
+        </w:rPr>
+      </w:pPr>
+    </w:p>
+    <w:p>
+      <w:pPr>
+        <w:rPr>
+          <w:rFonts w:ascii="Times New Roman" w:hAnsi="Times New Roman" w:cs="Times New Roman"/>
+          <w:sz w:val="32"/>
+          <w:szCs w:val="32"/>
+        </w:rPr>
+      </w:pPr>
+      <w:r>
+        <w:rPr>
+          <w:rFonts w:ascii="Times New Roman" w:hAnsi="Times New Roman" w:cs="Times New Roman"/>
+          <w:sz w:val="32"/>
+          <w:szCs w:val="32"/>
+        </w:rPr>
+        <w:t>3.3.2</w:t>
+      </w:r>
+    </w:p>
+    <w:p>
+      <w:pPr>
+        <w:rPr>
+          <w:rFonts w:ascii="Times New Roman" w:hAnsi="Times New Roman" w:cs="Times New Roman"/>
+          <w:b/>
+          <w:bCs/>
+          <w:sz w:val="28"/>
+          <w:szCs w:val="28"/>
+        </w:rPr>
+      </w:pPr>
+      <w:r>
+        <w:rPr>
+          <w:rFonts w:ascii="Times New Roman" w:hAnsi="Times New Roman" w:cs="Times New Roman"/>
+          <w:b/>
+          <w:bCs/>
+          <w:sz w:val="28"/>
+          <w:szCs w:val="28"/>
+        </w:rPr>
+        <w:br/>
+      </w:r>
+      <w:r>
+        <w:rPr>
+          <w:rFonts w:ascii="Times New Roman" w:hAnsi="Times New Roman" w:cs="Times New Roman"/>
+          <w:b/>
+          <w:bCs/>
+          <w:sz w:val="28"/>
+          <w:szCs w:val="28"/>
+        </w:rPr>
+        <w:t>Новый функционал:</w:t>
       </w:r>
     </w:p>
     <w:p>
@@ -14022,16 +14137,17 @@
           <w:rFonts w:ascii="Times New Roman" w:hAnsi="Times New Roman" w:cs="Times New Roman"/>
           <w:sz w:val="28"/>
           <w:szCs w:val="28"/>
-        </w:rPr>
-        <w:t>П</w:t>
-      </w:r>
-      <w:r>
-        <w:rPr>
-          <w:rFonts w:ascii="Times New Roman" w:hAnsi="Times New Roman" w:cs="Times New Roman"/>
-          <w:sz w:val="28"/>
-          <w:szCs w:val="28"/>
-        </w:rPr>
-        <w:t>родолжение работы цикличного опроса в случае появления ошибки.</w:t>
+          <w:lang w:val="en-US"/>
+        </w:rPr>
+        <w:t>Modbus</w:t>
+      </w:r>
+      <w:r>
+        <w:rPr>
+          <w:rFonts w:ascii="Times New Roman" w:hAnsi="Times New Roman" w:cs="Times New Roman"/>
+          <w:sz w:val="28"/>
+          <w:szCs w:val="28"/>
+        </w:rPr>
+        <w:t>: теперь если сработал таймаут, то выводится содержимое запроса.</w:t>
       </w:r>
     </w:p>
     <w:p>
@@ -14054,32 +14170,29 @@
           <w:sz w:val="28"/>
           <w:szCs w:val="28"/>
         </w:rPr>
-        <w:t>Н</w:t>
-      </w:r>
-      <w:r>
-        <w:rPr>
-          <w:rFonts w:ascii="Times New Roman" w:hAnsi="Times New Roman" w:cs="Times New Roman"/>
-          <w:sz w:val="28"/>
-          <w:szCs w:val="28"/>
-        </w:rPr>
-        <w:t xml:space="preserve">еправильное отображение количества записанных регистров </w:t>
-      </w:r>
-      <w:r>
-        <w:rPr>
-          <w:rFonts w:ascii="Times New Roman" w:hAnsi="Times New Roman" w:cs="Times New Roman"/>
-          <w:sz w:val="28"/>
-          <w:szCs w:val="28"/>
-          <w:lang w:val="en-US"/>
-        </w:rPr>
-        <w:t>Modbus</w:t>
-      </w:r>
-      <w:r>
-        <w:rPr>
-          <w:rFonts w:ascii="Times New Roman" w:hAnsi="Times New Roman" w:cs="Times New Roman"/>
-          <w:sz w:val="28"/>
-          <w:szCs w:val="28"/>
-        </w:rPr>
-        <w:t xml:space="preserve"> после отправки команды макроса.</w:t>
+        <w:t>Расширен функционал окна "О приложении".</w:t>
+      </w:r>
+    </w:p>
+    <w:p>
+      <w:pPr>
+        <w:spacing w:line="360" w:lineRule="auto"/>
+        <w:rPr>
+          <w:rFonts w:ascii="Times New Roman" w:hAnsi="Times New Roman" w:cs="Times New Roman"/>
+          <w:b/>
+          <w:bCs/>
+          <w:sz w:val="28"/>
+          <w:szCs w:val="28"/>
+        </w:rPr>
+      </w:pPr>
+      <w:r>
+        <w:rPr>
+          <w:rFonts w:ascii="Times New Roman" w:hAnsi="Times New Roman" w:cs="Times New Roman"/>
+          <w:b/>
+          <w:bCs/>
+          <w:sz w:val="28"/>
+          <w:szCs w:val="28"/>
+        </w:rPr>
+        <w:t>Исправление ошибок:</w:t>
       </w:r>
     </w:p>
     <w:p>
@@ -14102,15 +14215,15 @@
           <w:sz w:val="28"/>
           <w:szCs w:val="28"/>
         </w:rPr>
-        <w:t>П</w:t>
-      </w:r>
-      <w:r>
-        <w:rPr>
-          <w:rFonts w:ascii="Times New Roman" w:hAnsi="Times New Roman" w:cs="Times New Roman"/>
-          <w:sz w:val="28"/>
-          <w:szCs w:val="28"/>
-        </w:rPr>
-        <w:t xml:space="preserve">ри отправке отдельных команд макроса не учитывается единый </w:t>
+        <w:t>Р</w:t>
+      </w:r>
+      <w:r>
+        <w:rPr>
+          <w:rFonts w:ascii="Times New Roman" w:hAnsi="Times New Roman" w:cs="Times New Roman"/>
+          <w:sz w:val="28"/>
+          <w:szCs w:val="28"/>
+        </w:rPr>
+        <w:t xml:space="preserve">едкое зависание при записи/чтении </w:t>
       </w:r>
       <w:r>
         <w:rPr>
@@ -14119,15 +14232,15 @@
           <w:szCs w:val="28"/>
           <w:lang w:val="en-US"/>
         </w:rPr>
-        <w:t>Slave</w:t>
-      </w:r>
-      <w:r>
-        <w:rPr>
-          <w:rFonts w:ascii="Times New Roman" w:hAnsi="Times New Roman" w:cs="Times New Roman"/>
-          <w:sz w:val="28"/>
-          <w:szCs w:val="28"/>
-        </w:rPr>
-        <w:t xml:space="preserve"> ID.</w:t>
+        <w:t>Modbus</w:t>
+      </w:r>
+      <w:r>
+        <w:rPr>
+          <w:rFonts w:ascii="Times New Roman" w:hAnsi="Times New Roman" w:cs="Times New Roman"/>
+          <w:sz w:val="28"/>
+          <w:szCs w:val="28"/>
+        </w:rPr>
+        <w:t>.</w:t>
       </w:r>
     </w:p>
     <w:p>
@@ -14158,6 +14271,133 @@
           <w:sz w:val="28"/>
           <w:szCs w:val="28"/>
         </w:rPr>
+        <w:t>родолжение работы цикличного опроса в случае появления ошибки.</w:t>
+      </w:r>
+    </w:p>
+    <w:p>
+      <w:pPr>
+        <w:pStyle w:val="aa"/>
+        <w:numPr>
+          <w:ilvl w:val="0"/>
+          <w:numId w:val="11"/>
+        </w:numPr>
+        <w:spacing w:line="360" w:lineRule="auto"/>
+        <w:rPr>
+          <w:rFonts w:ascii="Times New Roman" w:hAnsi="Times New Roman" w:cs="Times New Roman"/>
+          <w:sz w:val="28"/>
+          <w:szCs w:val="28"/>
+        </w:rPr>
+      </w:pPr>
+      <w:r>
+        <w:rPr>
+          <w:rFonts w:ascii="Times New Roman" w:hAnsi="Times New Roman" w:cs="Times New Roman"/>
+          <w:sz w:val="28"/>
+          <w:szCs w:val="28"/>
+        </w:rPr>
+        <w:t>Н</w:t>
+      </w:r>
+      <w:r>
+        <w:rPr>
+          <w:rFonts w:ascii="Times New Roman" w:hAnsi="Times New Roman" w:cs="Times New Roman"/>
+          <w:sz w:val="28"/>
+          <w:szCs w:val="28"/>
+        </w:rPr>
+        <w:t xml:space="preserve">еправильное отображение количества записанных регистров </w:t>
+      </w:r>
+      <w:r>
+        <w:rPr>
+          <w:rFonts w:ascii="Times New Roman" w:hAnsi="Times New Roman" w:cs="Times New Roman"/>
+          <w:sz w:val="28"/>
+          <w:szCs w:val="28"/>
+          <w:lang w:val="en-US"/>
+        </w:rPr>
+        <w:t>Modbus</w:t>
+      </w:r>
+      <w:r>
+        <w:rPr>
+          <w:rFonts w:ascii="Times New Roman" w:hAnsi="Times New Roman" w:cs="Times New Roman"/>
+          <w:sz w:val="28"/>
+          <w:szCs w:val="28"/>
+        </w:rPr>
+        <w:t xml:space="preserve"> после отправки команды макроса.</w:t>
+      </w:r>
+    </w:p>
+    <w:p>
+      <w:pPr>
+        <w:pStyle w:val="aa"/>
+        <w:numPr>
+          <w:ilvl w:val="0"/>
+          <w:numId w:val="11"/>
+        </w:numPr>
+        <w:spacing w:line="360" w:lineRule="auto"/>
+        <w:rPr>
+          <w:rFonts w:ascii="Times New Roman" w:hAnsi="Times New Roman" w:cs="Times New Roman"/>
+          <w:sz w:val="28"/>
+          <w:szCs w:val="28"/>
+        </w:rPr>
+      </w:pPr>
+      <w:r>
+        <w:rPr>
+          <w:rFonts w:ascii="Times New Roman" w:hAnsi="Times New Roman" w:cs="Times New Roman"/>
+          <w:sz w:val="28"/>
+          <w:szCs w:val="28"/>
+        </w:rPr>
+        <w:t>П</w:t>
+      </w:r>
+      <w:r>
+        <w:rPr>
+          <w:rFonts w:ascii="Times New Roman" w:hAnsi="Times New Roman" w:cs="Times New Roman"/>
+          <w:sz w:val="28"/>
+          <w:szCs w:val="28"/>
+        </w:rPr>
+        <w:t xml:space="preserve">ри отправке отдельных команд макроса не учитывается единый </w:t>
+      </w:r>
+      <w:r>
+        <w:rPr>
+          <w:rFonts w:ascii="Times New Roman" w:hAnsi="Times New Roman" w:cs="Times New Roman"/>
+          <w:sz w:val="28"/>
+          <w:szCs w:val="28"/>
+          <w:lang w:val="en-US"/>
+        </w:rPr>
+        <w:t>Slave</w:t>
+      </w:r>
+      <w:r>
+        <w:rPr>
+          <w:rFonts w:ascii="Times New Roman" w:hAnsi="Times New Roman" w:cs="Times New Roman"/>
+          <w:sz w:val="28"/>
+          <w:szCs w:val="28"/>
+        </w:rPr>
+        <w:t xml:space="preserve"> ID.</w:t>
+      </w:r>
+    </w:p>
+    <w:p>
+      <w:pPr>
+        <w:pStyle w:val="aa"/>
+        <w:numPr>
+          <w:ilvl w:val="0"/>
+          <w:numId w:val="11"/>
+        </w:numPr>
+        <w:spacing w:line="360" w:lineRule="auto"/>
+        <w:rPr>
+          <w:rFonts w:ascii="Times New Roman" w:hAnsi="Times New Roman" w:cs="Times New Roman"/>
+          <w:sz w:val="28"/>
+          <w:szCs w:val="28"/>
+        </w:rPr>
+      </w:pPr>
+      <w:r>
+        <w:rPr>
+          <w:rFonts w:ascii="Times New Roman" w:hAnsi="Times New Roman" w:cs="Times New Roman"/>
+          <w:sz w:val="28"/>
+          <w:szCs w:val="28"/>
+        </w:rPr>
+        <w:t>П</w:t>
+      </w:r>
+      <w:r>
+        <w:rPr>
+          <w:rFonts w:ascii="Times New Roman" w:hAnsi="Times New Roman" w:cs="Times New Roman"/>
+          <w:sz w:val="28"/>
+          <w:szCs w:val="28"/>
+        </w:rPr>
         <w:t xml:space="preserve">ри использовании единого </w:t>
       </w:r>
       <w:r>
@@ -14211,20 +14451,8 @@
         <w:t>ID команд.</w:t>
       </w:r>
     </w:p>
-    <w:p>
-      <w:pPr>
-        <w:rPr>
-          <w:lang w:val="en-US"/>
-        </w:rPr>
-      </w:pPr>
-    </w:p>
-    <w:p>
-      <w:pPr>
-        <w:rPr>
-          <w:lang w:val="en-US"/>
-        </w:rPr>
-      </w:pPr>
-    </w:p>
+    <w:p/>
+    <w:p/>
     <w:p>
       <w:pPr>
         <w:rPr>
@@ -14389,83 +14617,6 @@
     </w:p>
     <w:p>
       <w:pPr>
-        <w:spacing w:line="360" w:lineRule="auto"/>
-        <w:rPr>
-          <w:rFonts w:ascii="Times New Roman" w:hAnsi="Times New Roman" w:cs="Times New Roman"/>
-          <w:sz w:val="28"/>
-          <w:szCs w:val="28"/>
-          <w:lang w:val="en-US"/>
-        </w:rPr>
-      </w:pPr>
-    </w:p>
-    <w:p>
-      <w:pPr>
-        <w:spacing w:line="360" w:lineRule="auto"/>
-        <w:rPr>
-          <w:rFonts w:ascii="Times New Roman" w:hAnsi="Times New Roman" w:cs="Times New Roman"/>
-          <w:sz w:val="28"/>
-          <w:szCs w:val="28"/>
-          <w:lang w:val="en-US"/>
-        </w:rPr>
-      </w:pPr>
-    </w:p>
-    <w:p>
-      <w:pPr>
-        <w:spacing w:line="360" w:lineRule="auto"/>
-        <w:rPr>
-          <w:rFonts w:ascii="Times New Roman" w:hAnsi="Times New Roman" w:cs="Times New Roman"/>
-          <w:sz w:val="28"/>
-          <w:szCs w:val="28"/>
-          <w:lang w:val="en-US"/>
-        </w:rPr>
-      </w:pPr>
-    </w:p>
-    <w:p>
-      <w:pPr>
-        <w:spacing w:line="360" w:lineRule="auto"/>
-        <w:rPr>
-          <w:rFonts w:ascii="Times New Roman" w:hAnsi="Times New Roman" w:cs="Times New Roman"/>
-          <w:sz w:val="28"/>
-          <w:szCs w:val="28"/>
-          <w:lang w:val="en-US"/>
-        </w:rPr>
-      </w:pPr>
-    </w:p>
-    <w:p>
-      <w:pPr>
-        <w:spacing w:line="360" w:lineRule="auto"/>
-        <w:rPr>
-          <w:rFonts w:ascii="Times New Roman" w:hAnsi="Times New Roman" w:cs="Times New Roman"/>
-          <w:sz w:val="28"/>
-          <w:szCs w:val="28"/>
-          <w:lang w:val="en-US"/>
-        </w:rPr>
-      </w:pPr>
-    </w:p>
-    <w:p>
-      <w:pPr>
-        <w:spacing w:line="360" w:lineRule="auto"/>
-        <w:rPr>
-          <w:rFonts w:ascii="Times New Roman" w:hAnsi="Times New Roman" w:cs="Times New Roman"/>
-          <w:sz w:val="28"/>
-          <w:szCs w:val="28"/>
-          <w:lang w:val="en-US"/>
-        </w:rPr>
-      </w:pPr>
-    </w:p>
-    <w:p>
-      <w:pPr>
-        <w:spacing w:line="360" w:lineRule="auto"/>
-        <w:rPr>
-          <w:rFonts w:ascii="Times New Roman" w:hAnsi="Times New Roman" w:cs="Times New Roman"/>
-          <w:sz w:val="28"/>
-          <w:szCs w:val="28"/>
-          <w:lang w:val="en-US"/>
-        </w:rPr>
-      </w:pPr>
-    </w:p>
-    <w:p>
-      <w:pPr>
         <w:rPr>
           <w:rFonts w:ascii="Times New Roman" w:hAnsi="Times New Roman" w:cs="Times New Roman"/>
           <w:sz w:val="32"/>
@@ -14995,17 +15146,15 @@
           <w:rFonts w:ascii="Times New Roman" w:hAnsi="Times New Roman" w:cs="Times New Roman"/>
           <w:sz w:val="28"/>
           <w:szCs w:val="28"/>
-          <w:lang w:val="en-US"/>
-        </w:rPr>
-      </w:pPr>
-    </w:p>
-    <w:p>
-      <w:pPr>
-        <w:rPr>
-          <w:rFonts w:ascii="Times New Roman" w:hAnsi="Times New Roman" w:cs="Times New Roman"/>
-          <w:sz w:val="28"/>
-          <w:szCs w:val="28"/>
-          <w:lang w:val="en-US"/>
+        </w:rPr>
+      </w:pPr>
+    </w:p>
+    <w:p>
+      <w:pPr>
+        <w:rPr>
+          <w:rFonts w:ascii="Times New Roman" w:hAnsi="Times New Roman" w:cs="Times New Roman"/>
+          <w:sz w:val="28"/>
+          <w:szCs w:val="28"/>
         </w:rPr>
       </w:pPr>
     </w:p>
@@ -18478,7 +18627,6 @@
   <w:style w:type="character" w:default="1" w:styleId="a0">
     <w:name w:val="Default Paragraph Font"/>
     <w:uiPriority w:val="1"/>
-    <w:semiHidden/>
     <w:unhideWhenUsed/>
   </w:style>
   <w:style w:type="table" w:default="1" w:styleId="a1">

--- a/Documentation/UserManual_ru.docx
+++ b/Documentation/UserManual_ru.docx
@@ -200,9 +200,8 @@
           <w:bCs/>
           <w:sz w:val="40"/>
           <w:szCs w:val="40"/>
-          <w:lang w:val="en-US"/>
-        </w:rPr>
-        <w:t>1</w:t>
+        </w:rPr>
+        <w:t>2</w:t>
       </w:r>
       <w:r>
         <w:rPr>
@@ -445,7 +444,7 @@
           <w:r>
             <w:fldChar w:fldCharType="separate"/>
           </w:r>
-          <w:hyperlink w:anchor="_Toc232365515" w:history="1">
+          <w:hyperlink w:anchor="_Toc236663624" w:history="1">
             <w:r>
               <w:rPr>
                 <w:rStyle w:val="a7"/>
@@ -473,7 +472,7 @@
                 <w:noProof/>
                 <w:webHidden/>
               </w:rPr>
-              <w:instrText xml:space="preserve"> PAGEREF _Toc232365515 \h </w:instrText>
+              <w:instrText xml:space="preserve"> PAGEREF _Toc236663624 \h </w:instrText>
             </w:r>
             <w:r>
               <w:rPr>
@@ -520,7 +519,7 @@
               <w14:ligatures w14:val="standardContextual"/>
             </w:rPr>
           </w:pPr>
-          <w:hyperlink w:anchor="_Toc232365516" w:history="1">
+          <w:hyperlink w:anchor="_Toc236663625" w:history="1">
             <w:r>
               <w:rPr>
                 <w:rStyle w:val="a7"/>
@@ -548,7 +547,7 @@
                 <w:noProof/>
                 <w:webHidden/>
               </w:rPr>
-              <w:instrText xml:space="preserve"> PAGEREF _Toc232365516 \h </w:instrText>
+              <w:instrText xml:space="preserve"> PAGEREF _Toc236663625 \h </w:instrText>
             </w:r>
             <w:r>
               <w:rPr>
@@ -595,7 +594,7 @@
               <w14:ligatures w14:val="standardContextual"/>
             </w:rPr>
           </w:pPr>
-          <w:hyperlink w:anchor="_Toc232365517" w:history="1">
+          <w:hyperlink w:anchor="_Toc236663626" w:history="1">
             <w:r>
               <w:rPr>
                 <w:rStyle w:val="a7"/>
@@ -623,7 +622,7 @@
                 <w:noProof/>
                 <w:webHidden/>
               </w:rPr>
-              <w:instrText xml:space="preserve"> PAGEREF _Toc232365517 \h </w:instrText>
+              <w:instrText xml:space="preserve"> PAGEREF _Toc236663626 \h </w:instrText>
             </w:r>
             <w:r>
               <w:rPr>
@@ -670,7 +669,7 @@
               <w14:ligatures w14:val="standardContextual"/>
             </w:rPr>
           </w:pPr>
-          <w:hyperlink w:anchor="_Toc232365518" w:history="1">
+          <w:hyperlink w:anchor="_Toc236663627" w:history="1">
             <w:r>
               <w:rPr>
                 <w:rStyle w:val="a7"/>
@@ -698,7 +697,7 @@
                 <w:noProof/>
                 <w:webHidden/>
               </w:rPr>
-              <w:instrText xml:space="preserve"> PAGEREF _Toc232365518 \h </w:instrText>
+              <w:instrText xml:space="preserve"> PAGEREF _Toc236663627 \h </w:instrText>
             </w:r>
             <w:r>
               <w:rPr>
@@ -745,7 +744,7 @@
               <w14:ligatures w14:val="standardContextual"/>
             </w:rPr>
           </w:pPr>
-          <w:hyperlink w:anchor="_Toc232365519" w:history="1">
+          <w:hyperlink w:anchor="_Toc236663628" w:history="1">
             <w:r>
               <w:rPr>
                 <w:rStyle w:val="a7"/>
@@ -773,7 +772,7 @@
                 <w:noProof/>
                 <w:webHidden/>
               </w:rPr>
-              <w:instrText xml:space="preserve"> PAGEREF _Toc232365519 \h </w:instrText>
+              <w:instrText xml:space="preserve"> PAGEREF _Toc236663628 \h </w:instrText>
             </w:r>
             <w:r>
               <w:rPr>
@@ -820,7 +819,7 @@
               <w14:ligatures w14:val="standardContextual"/>
             </w:rPr>
           </w:pPr>
-          <w:hyperlink w:anchor="_Toc232365520" w:history="1">
+          <w:hyperlink w:anchor="_Toc236663629" w:history="1">
             <w:r>
               <w:rPr>
                 <w:rStyle w:val="a7"/>
@@ -849,7 +848,7 @@
                 <w:noProof/>
                 <w:webHidden/>
               </w:rPr>
-              <w:instrText xml:space="preserve"> PAGEREF _Toc232365520 \h </w:instrText>
+              <w:instrText xml:space="preserve"> PAGEREF _Toc236663629 \h </w:instrText>
             </w:r>
             <w:r>
               <w:rPr>
@@ -896,7 +895,7 @@
               <w14:ligatures w14:val="standardContextual"/>
             </w:rPr>
           </w:pPr>
-          <w:hyperlink w:anchor="_Toc232365521" w:history="1">
+          <w:hyperlink w:anchor="_Toc236663630" w:history="1">
             <w:r>
               <w:rPr>
                 <w:rStyle w:val="a7"/>
@@ -924,7 +923,7 @@
                 <w:noProof/>
                 <w:webHidden/>
               </w:rPr>
-              <w:instrText xml:space="preserve"> PAGEREF _Toc232365521 \h </w:instrText>
+              <w:instrText xml:space="preserve"> PAGEREF _Toc236663630 \h </w:instrText>
             </w:r>
             <w:r>
               <w:rPr>
@@ -971,7 +970,7 @@
               <w14:ligatures w14:val="standardContextual"/>
             </w:rPr>
           </w:pPr>
-          <w:hyperlink w:anchor="_Toc232365522" w:history="1">
+          <w:hyperlink w:anchor="_Toc236663631" w:history="1">
             <w:r>
               <w:rPr>
                 <w:rStyle w:val="a7"/>
@@ -1008,7 +1007,7 @@
                 <w:noProof/>
                 <w:webHidden/>
               </w:rPr>
-              <w:instrText xml:space="preserve"> PAGEREF _Toc232365522 \h </w:instrText>
+              <w:instrText xml:space="preserve"> PAGEREF _Toc236663631 \h </w:instrText>
             </w:r>
             <w:r>
               <w:rPr>
@@ -1055,7 +1054,7 @@
               <w14:ligatures w14:val="standardContextual"/>
             </w:rPr>
           </w:pPr>
-          <w:hyperlink w:anchor="_Toc232365523" w:history="1">
+          <w:hyperlink w:anchor="_Toc236663632" w:history="1">
             <w:r>
               <w:rPr>
                 <w:rStyle w:val="a7"/>
@@ -1092,7 +1091,7 @@
                 <w:noProof/>
                 <w:webHidden/>
               </w:rPr>
-              <w:instrText xml:space="preserve"> PAGEREF _Toc232365523 \h </w:instrText>
+              <w:instrText xml:space="preserve"> PAGEREF _Toc236663632 \h </w:instrText>
             </w:r>
             <w:r>
               <w:rPr>
@@ -1139,7 +1138,7 @@
               <w14:ligatures w14:val="standardContextual"/>
             </w:rPr>
           </w:pPr>
-          <w:hyperlink w:anchor="_Toc232365524" w:history="1">
+          <w:hyperlink w:anchor="_Toc236663633" w:history="1">
             <w:r>
               <w:rPr>
                 <w:rStyle w:val="a7"/>
@@ -1167,7 +1166,7 @@
                 <w:noProof/>
                 <w:webHidden/>
               </w:rPr>
-              <w:instrText xml:space="preserve"> PAGEREF _Toc232365524 \h </w:instrText>
+              <w:instrText xml:space="preserve"> PAGEREF _Toc236663633 \h </w:instrText>
             </w:r>
             <w:r>
               <w:rPr>
@@ -1214,7 +1213,7 @@
               <w14:ligatures w14:val="standardContextual"/>
             </w:rPr>
           </w:pPr>
-          <w:hyperlink w:anchor="_Toc232365525" w:history="1">
+          <w:hyperlink w:anchor="_Toc236663634" w:history="1">
             <w:r>
               <w:rPr>
                 <w:rStyle w:val="a7"/>
@@ -1242,7 +1241,7 @@
                 <w:noProof/>
                 <w:webHidden/>
               </w:rPr>
-              <w:instrText xml:space="preserve"> PAGEREF _Toc232365525 \h </w:instrText>
+              <w:instrText xml:space="preserve"> PAGEREF _Toc236663634 \h </w:instrText>
             </w:r>
             <w:r>
               <w:rPr>
@@ -1289,7 +1288,7 @@
               <w14:ligatures w14:val="standardContextual"/>
             </w:rPr>
           </w:pPr>
-          <w:hyperlink w:anchor="_Toc232365526" w:history="1">
+          <w:hyperlink w:anchor="_Toc236663635" w:history="1">
             <w:r>
               <w:rPr>
                 <w:rStyle w:val="a7"/>
@@ -1317,7 +1316,7 @@
                 <w:noProof/>
                 <w:webHidden/>
               </w:rPr>
-              <w:instrText xml:space="preserve"> PAGEREF _Toc232365526 \h </w:instrText>
+              <w:instrText xml:space="preserve"> PAGEREF _Toc236663635 \h </w:instrText>
             </w:r>
             <w:r>
               <w:rPr>
@@ -1364,7 +1363,7 @@
               <w14:ligatures w14:val="standardContextual"/>
             </w:rPr>
           </w:pPr>
-          <w:hyperlink w:anchor="_Toc232365527" w:history="1">
+          <w:hyperlink w:anchor="_Toc236663636" w:history="1">
             <w:r>
               <w:rPr>
                 <w:rStyle w:val="a7"/>
@@ -1392,7 +1391,7 @@
                 <w:noProof/>
                 <w:webHidden/>
               </w:rPr>
-              <w:instrText xml:space="preserve"> PAGEREF _Toc232365527 \h </w:instrText>
+              <w:instrText xml:space="preserve"> PAGEREF _Toc236663636 \h </w:instrText>
             </w:r>
             <w:r>
               <w:rPr>
@@ -1439,7 +1438,7 @@
               <w14:ligatures w14:val="standardContextual"/>
             </w:rPr>
           </w:pPr>
-          <w:hyperlink w:anchor="_Toc232365528" w:history="1">
+          <w:hyperlink w:anchor="_Toc236663637" w:history="1">
             <w:r>
               <w:rPr>
                 <w:rStyle w:val="a7"/>
@@ -1467,7 +1466,7 @@
                 <w:noProof/>
                 <w:webHidden/>
               </w:rPr>
-              <w:instrText xml:space="preserve"> PAGEREF _Toc232365528 \h </w:instrText>
+              <w:instrText xml:space="preserve"> PAGEREF _Toc236663637 \h </w:instrText>
             </w:r>
             <w:r>
               <w:rPr>
@@ -1514,7 +1513,7 @@
               <w14:ligatures w14:val="standardContextual"/>
             </w:rPr>
           </w:pPr>
-          <w:hyperlink w:anchor="_Toc232365529" w:history="1">
+          <w:hyperlink w:anchor="_Toc236663638" w:history="1">
             <w:r>
               <w:rPr>
                 <w:rStyle w:val="a7"/>
@@ -1551,7 +1550,7 @@
                 <w:noProof/>
                 <w:webHidden/>
               </w:rPr>
-              <w:instrText xml:space="preserve"> PAGEREF _Toc232365529 \h </w:instrText>
+              <w:instrText xml:space="preserve"> PAGEREF _Toc236663638 \h </w:instrText>
             </w:r>
             <w:r>
               <w:rPr>
@@ -1598,7 +1597,7 @@
               <w14:ligatures w14:val="standardContextual"/>
             </w:rPr>
           </w:pPr>
-          <w:hyperlink w:anchor="_Toc232365530" w:history="1">
+          <w:hyperlink w:anchor="_Toc236663639" w:history="1">
             <w:r>
               <w:rPr>
                 <w:rStyle w:val="a7"/>
@@ -1626,7 +1625,7 @@
                 <w:noProof/>
                 <w:webHidden/>
               </w:rPr>
-              <w:instrText xml:space="preserve"> PAGEREF _Toc232365530 \h </w:instrText>
+              <w:instrText xml:space="preserve"> PAGEREF _Toc236663639 \h </w:instrText>
             </w:r>
             <w:r>
               <w:rPr>
@@ -1673,7 +1672,7 @@
               <w14:ligatures w14:val="standardContextual"/>
             </w:rPr>
           </w:pPr>
-          <w:hyperlink w:anchor="_Toc232365531" w:history="1">
+          <w:hyperlink w:anchor="_Toc236663640" w:history="1">
             <w:r>
               <w:rPr>
                 <w:rStyle w:val="a7"/>
@@ -1701,7 +1700,7 @@
                 <w:noProof/>
                 <w:webHidden/>
               </w:rPr>
-              <w:instrText xml:space="preserve"> PAGEREF _Toc232365531 \h </w:instrText>
+              <w:instrText xml:space="preserve"> PAGEREF _Toc236663640 \h </w:instrText>
             </w:r>
             <w:r>
               <w:rPr>
@@ -1748,7 +1747,7 @@
               <w14:ligatures w14:val="standardContextual"/>
             </w:rPr>
           </w:pPr>
-          <w:hyperlink w:anchor="_Toc232365532" w:history="1">
+          <w:hyperlink w:anchor="_Toc236663641" w:history="1">
             <w:r>
               <w:rPr>
                 <w:rStyle w:val="a7"/>
@@ -1776,7 +1775,7 @@
                 <w:noProof/>
                 <w:webHidden/>
               </w:rPr>
-              <w:instrText xml:space="preserve"> PAGEREF _Toc232365532 \h </w:instrText>
+              <w:instrText xml:space="preserve"> PAGEREF _Toc236663641 \h </w:instrText>
             </w:r>
             <w:r>
               <w:rPr>
@@ -1823,7 +1822,7 @@
               <w14:ligatures w14:val="standardContextual"/>
             </w:rPr>
           </w:pPr>
-          <w:hyperlink w:anchor="_Toc232365533" w:history="1">
+          <w:hyperlink w:anchor="_Toc236663642" w:history="1">
             <w:r>
               <w:rPr>
                 <w:rStyle w:val="a7"/>
@@ -1851,7 +1850,7 @@
                 <w:noProof/>
                 <w:webHidden/>
               </w:rPr>
-              <w:instrText xml:space="preserve"> PAGEREF _Toc232365533 \h </w:instrText>
+              <w:instrText xml:space="preserve"> PAGEREF _Toc236663642 \h </w:instrText>
             </w:r>
             <w:r>
               <w:rPr>
@@ -1898,7 +1897,7 @@
               <w14:ligatures w14:val="standardContextual"/>
             </w:rPr>
           </w:pPr>
-          <w:hyperlink w:anchor="_Toc232365534" w:history="1">
+          <w:hyperlink w:anchor="_Toc236663643" w:history="1">
             <w:r>
               <w:rPr>
                 <w:rStyle w:val="a7"/>
@@ -1926,7 +1925,7 @@
                 <w:noProof/>
                 <w:webHidden/>
               </w:rPr>
-              <w:instrText xml:space="preserve"> PAGEREF _Toc232365534 \h </w:instrText>
+              <w:instrText xml:space="preserve"> PAGEREF _Toc236663643 \h </w:instrText>
             </w:r>
             <w:r>
               <w:rPr>
@@ -1973,7 +1972,7 @@
               <w14:ligatures w14:val="standardContextual"/>
             </w:rPr>
           </w:pPr>
-          <w:hyperlink w:anchor="_Toc232365535" w:history="1">
+          <w:hyperlink w:anchor="_Toc236663644" w:history="1">
             <w:r>
               <w:rPr>
                 <w:rStyle w:val="a7"/>
@@ -2010,7 +2009,7 @@
                 <w:noProof/>
                 <w:webHidden/>
               </w:rPr>
-              <w:instrText xml:space="preserve"> PAGEREF _Toc232365535 \h </w:instrText>
+              <w:instrText xml:space="preserve"> PAGEREF _Toc236663644 \h </w:instrText>
             </w:r>
             <w:r>
               <w:rPr>
@@ -2057,7 +2056,7 @@
               <w14:ligatures w14:val="standardContextual"/>
             </w:rPr>
           </w:pPr>
-          <w:hyperlink w:anchor="_Toc232365536" w:history="1">
+          <w:hyperlink w:anchor="_Toc236663645" w:history="1">
             <w:r>
               <w:rPr>
                 <w:rStyle w:val="a7"/>
@@ -2085,7 +2084,7 @@
                 <w:noProof/>
                 <w:webHidden/>
               </w:rPr>
-              <w:instrText xml:space="preserve"> PAGEREF _Toc232365536 \h </w:instrText>
+              <w:instrText xml:space="preserve"> PAGEREF _Toc236663645 \h </w:instrText>
             </w:r>
             <w:r>
               <w:rPr>
@@ -2132,7 +2131,7 @@
               <w14:ligatures w14:val="standardContextual"/>
             </w:rPr>
           </w:pPr>
-          <w:hyperlink w:anchor="_Toc232365537" w:history="1">
+          <w:hyperlink w:anchor="_Toc236663646" w:history="1">
             <w:r>
               <w:rPr>
                 <w:rStyle w:val="a7"/>
@@ -2160,7 +2159,7 @@
                 <w:noProof/>
                 <w:webHidden/>
               </w:rPr>
-              <w:instrText xml:space="preserve"> PAGEREF _Toc232365537 \h </w:instrText>
+              <w:instrText xml:space="preserve"> PAGEREF _Toc236663646 \h </w:instrText>
             </w:r>
             <w:r>
               <w:rPr>
@@ -2207,7 +2206,7 @@
               <w14:ligatures w14:val="standardContextual"/>
             </w:rPr>
           </w:pPr>
-          <w:hyperlink w:anchor="_Toc232365538" w:history="1">
+          <w:hyperlink w:anchor="_Toc236663647" w:history="1">
             <w:r>
               <w:rPr>
                 <w:rStyle w:val="a7"/>
@@ -2235,7 +2234,7 @@
                 <w:noProof/>
                 <w:webHidden/>
               </w:rPr>
-              <w:instrText xml:space="preserve"> PAGEREF _Toc232365538 \h </w:instrText>
+              <w:instrText xml:space="preserve"> PAGEREF _Toc236663647 \h </w:instrText>
             </w:r>
             <w:r>
               <w:rPr>
@@ -2282,7 +2281,7 @@
               <w14:ligatures w14:val="standardContextual"/>
             </w:rPr>
           </w:pPr>
-          <w:hyperlink w:anchor="_Toc232365539" w:history="1">
+          <w:hyperlink w:anchor="_Toc236663648" w:history="1">
             <w:r>
               <w:rPr>
                 <w:rStyle w:val="a7"/>
@@ -2310,7 +2309,7 @@
                 <w:noProof/>
                 <w:webHidden/>
               </w:rPr>
-              <w:instrText xml:space="preserve"> PAGEREF _Toc232365539 \h </w:instrText>
+              <w:instrText xml:space="preserve"> PAGEREF _Toc236663648 \h </w:instrText>
             </w:r>
             <w:r>
               <w:rPr>
@@ -2357,7 +2356,7 @@
               <w14:ligatures w14:val="standardContextual"/>
             </w:rPr>
           </w:pPr>
-          <w:hyperlink w:anchor="_Toc232365540" w:history="1">
+          <w:hyperlink w:anchor="_Toc236663649" w:history="1">
             <w:r>
               <w:rPr>
                 <w:rStyle w:val="a7"/>
@@ -2385,7 +2384,7 @@
                 <w:noProof/>
                 <w:webHidden/>
               </w:rPr>
-              <w:instrText xml:space="preserve"> PAGEREF _Toc232365540 \h </w:instrText>
+              <w:instrText xml:space="preserve"> PAGEREF _Toc236663649 \h </w:instrText>
             </w:r>
             <w:r>
               <w:rPr>
@@ -2497,7 +2496,7 @@
           <w:szCs w:val="36"/>
         </w:rPr>
       </w:pPr>
-      <w:bookmarkStart w:id="0" w:name="_Toc232365515"/>
+      <w:bookmarkStart w:id="0" w:name="_Toc236663624"/>
       <w:r>
         <w:rPr>
           <w:rFonts w:ascii="Times New Roman" w:hAnsi="Times New Roman" w:cs="Times New Roman"/>
@@ -4062,7 +4061,7 @@
           <w:szCs w:val="36"/>
         </w:rPr>
       </w:pPr>
-      <w:bookmarkStart w:id="1" w:name="_Toc232365516"/>
+      <w:bookmarkStart w:id="1" w:name="_Toc236663625"/>
       <w:r>
         <w:rPr>
           <w:rFonts w:ascii="Times New Roman" w:hAnsi="Times New Roman" w:cs="Times New Roman"/>
@@ -4383,7 +4382,7 @@
           <w:szCs w:val="32"/>
         </w:rPr>
       </w:pPr>
-      <w:bookmarkStart w:id="2" w:name="_Toc232365517"/>
+      <w:bookmarkStart w:id="2" w:name="_Toc236663626"/>
       <w:r>
         <w:rPr>
           <w:rFonts w:ascii="Times New Roman" w:hAnsi="Times New Roman" w:cs="Times New Roman"/>
@@ -4527,7 +4526,7 @@
           <w:szCs w:val="32"/>
         </w:rPr>
       </w:pPr>
-      <w:bookmarkStart w:id="3" w:name="_Toc232365518"/>
+      <w:bookmarkStart w:id="3" w:name="_Toc236663627"/>
       <w:r>
         <w:rPr>
           <w:rFonts w:ascii="Times New Roman" w:hAnsi="Times New Roman" w:cs="Times New Roman"/>
@@ -4784,7 +4783,7 @@
           <w:szCs w:val="32"/>
         </w:rPr>
       </w:pPr>
-      <w:bookmarkStart w:id="4" w:name="_Toc232365519"/>
+      <w:bookmarkStart w:id="4" w:name="_Toc236663628"/>
       <w:r>
         <w:rPr>
           <w:rFonts w:ascii="Times New Roman" w:hAnsi="Times New Roman" w:cs="Times New Roman"/>
@@ -5209,7 +5208,7 @@
           <w:szCs w:val="36"/>
         </w:rPr>
       </w:pPr>
-      <w:bookmarkStart w:id="5" w:name="_Toc232365520"/>
+      <w:bookmarkStart w:id="5" w:name="_Toc236663629"/>
       <w:r>
         <w:rPr>
           <w:rFonts w:ascii="Times New Roman" w:hAnsi="Times New Roman" w:cs="Times New Roman"/>
@@ -5575,7 +5574,7 @@
           <w:szCs w:val="32"/>
         </w:rPr>
       </w:pPr>
-      <w:bookmarkStart w:id="6" w:name="_Toc232365521"/>
+      <w:bookmarkStart w:id="6" w:name="_Toc236663630"/>
       <w:r>
         <w:rPr>
           <w:rFonts w:ascii="Times New Roman" w:hAnsi="Times New Roman" w:cs="Times New Roman"/>
@@ -5804,7 +5803,7 @@
           <w:szCs w:val="32"/>
         </w:rPr>
       </w:pPr>
-      <w:bookmarkStart w:id="7" w:name="_Toc232365522"/>
+      <w:bookmarkStart w:id="7" w:name="_Toc236663631"/>
       <w:r>
         <w:rPr>
           <w:rFonts w:ascii="Times New Roman" w:hAnsi="Times New Roman" w:cs="Times New Roman"/>
@@ -5940,7 +5939,7 @@
           <w:szCs w:val="32"/>
         </w:rPr>
       </w:pPr>
-      <w:bookmarkStart w:id="8" w:name="_Toc232365523"/>
+      <w:bookmarkStart w:id="8" w:name="_Toc236663632"/>
       <w:r>
         <w:rPr>
           <w:rFonts w:ascii="Times New Roman" w:hAnsi="Times New Roman" w:cs="Times New Roman"/>
@@ -6005,7 +6004,7 @@
           <w:szCs w:val="28"/>
         </w:rPr>
       </w:pPr>
-      <w:bookmarkStart w:id="9" w:name="_Toc232365524"/>
+      <w:bookmarkStart w:id="9" w:name="_Toc236663633"/>
       <w:r>
         <w:rPr>
           <w:rFonts w:ascii="Times New Roman" w:hAnsi="Times New Roman" w:cs="Times New Roman"/>
@@ -6125,7 +6124,7 @@
           <w:szCs w:val="28"/>
         </w:rPr>
       </w:pPr>
-      <w:bookmarkStart w:id="10" w:name="_Toc232365525"/>
+      <w:bookmarkStart w:id="10" w:name="_Toc236663634"/>
       <w:r>
         <w:rPr>
           <w:rFonts w:ascii="Times New Roman" w:hAnsi="Times New Roman" w:cs="Times New Roman"/>
@@ -6297,7 +6296,7 @@
           <w:szCs w:val="28"/>
         </w:rPr>
       </w:pPr>
-      <w:bookmarkStart w:id="11" w:name="_Toc232365526"/>
+      <w:bookmarkStart w:id="11" w:name="_Toc236663635"/>
       <w:r>
         <w:rPr>
           <w:rFonts w:ascii="Times New Roman" w:hAnsi="Times New Roman" w:cs="Times New Roman"/>
@@ -6450,7 +6449,7 @@
           <w:szCs w:val="28"/>
         </w:rPr>
       </w:pPr>
-      <w:bookmarkStart w:id="12" w:name="_Toc232365527"/>
+      <w:bookmarkStart w:id="12" w:name="_Toc236663636"/>
       <w:r>
         <w:rPr>
           <w:rFonts w:ascii="Times New Roman" w:hAnsi="Times New Roman" w:cs="Times New Roman"/>
@@ -6875,7 +6874,7 @@
           <w:szCs w:val="32"/>
         </w:rPr>
       </w:pPr>
-      <w:bookmarkStart w:id="13" w:name="_Toc232365528"/>
+      <w:bookmarkStart w:id="13" w:name="_Toc236663637"/>
       <w:r>
         <w:rPr>
           <w:rFonts w:ascii="Times New Roman" w:hAnsi="Times New Roman" w:cs="Times New Roman"/>
@@ -7242,7 +7241,7 @@
           <w:szCs w:val="32"/>
         </w:rPr>
       </w:pPr>
-      <w:bookmarkStart w:id="14" w:name="_Toc232365529"/>
+      <w:bookmarkStart w:id="14" w:name="_Toc236663638"/>
       <w:r>
         <w:rPr>
           <w:rFonts w:ascii="Times New Roman" w:hAnsi="Times New Roman" w:cs="Times New Roman"/>
@@ -7614,7 +7613,7 @@
           <w:szCs w:val="28"/>
         </w:rPr>
       </w:pPr>
-      <w:bookmarkStart w:id="15" w:name="_Toc232365530"/>
+      <w:bookmarkStart w:id="15" w:name="_Toc236663639"/>
       <w:r>
         <w:rPr>
           <w:rFonts w:ascii="Times New Roman" w:hAnsi="Times New Roman" w:cs="Times New Roman"/>
@@ -8217,7 +8216,7 @@
           <w:szCs w:val="28"/>
         </w:rPr>
       </w:pPr>
-      <w:bookmarkStart w:id="16" w:name="_Toc232365531"/>
+      <w:bookmarkStart w:id="16" w:name="_Toc236663640"/>
       <w:r>
         <w:rPr>
           <w:rFonts w:ascii="Times New Roman" w:hAnsi="Times New Roman" w:cs="Times New Roman"/>
@@ -9160,7 +9159,7 @@
           <w:szCs w:val="28"/>
         </w:rPr>
       </w:pPr>
-      <w:bookmarkStart w:id="17" w:name="_Toc232365532"/>
+      <w:bookmarkStart w:id="17" w:name="_Toc236663641"/>
       <w:r>
         <w:rPr>
           <w:rFonts w:ascii="Times New Roman" w:hAnsi="Times New Roman" w:cs="Times New Roman"/>
@@ -9509,7 +9508,7 @@
           <w:szCs w:val="28"/>
         </w:rPr>
       </w:pPr>
-      <w:bookmarkStart w:id="18" w:name="_Toc232365533"/>
+      <w:bookmarkStart w:id="18" w:name="_Toc236663642"/>
       <w:r>
         <w:rPr>
           <w:rFonts w:ascii="Times New Roman" w:hAnsi="Times New Roman" w:cs="Times New Roman"/>
@@ -9996,7 +9995,7 @@
           <w:szCs w:val="28"/>
         </w:rPr>
       </w:pPr>
-      <w:bookmarkStart w:id="19" w:name="_Toc232365534"/>
+      <w:bookmarkStart w:id="19" w:name="_Toc236663643"/>
       <w:r>
         <w:rPr>
           <w:rFonts w:ascii="Times New Roman" w:hAnsi="Times New Roman" w:cs="Times New Roman"/>
@@ -10275,7 +10274,7 @@
           <w:szCs w:val="32"/>
         </w:rPr>
       </w:pPr>
-      <w:bookmarkStart w:id="20" w:name="_Toc232365535"/>
+      <w:bookmarkStart w:id="20" w:name="_Toc236663644"/>
       <w:r>
         <w:rPr>
           <w:rFonts w:ascii="Times New Roman" w:hAnsi="Times New Roman" w:cs="Times New Roman"/>
@@ -10983,7 +10982,7 @@
           <w:szCs w:val="36"/>
         </w:rPr>
       </w:pPr>
-      <w:bookmarkStart w:id="21" w:name="_Toc232365536"/>
+      <w:bookmarkStart w:id="21" w:name="_Toc236663645"/>
       <w:r>
         <w:rPr>
           <w:rFonts w:ascii="Times New Roman" w:hAnsi="Times New Roman" w:cs="Times New Roman"/>
@@ -11282,7 +11281,7 @@
           <w:szCs w:val="32"/>
         </w:rPr>
       </w:pPr>
-      <w:bookmarkStart w:id="22" w:name="_Toc232365537"/>
+      <w:bookmarkStart w:id="22" w:name="_Toc236663646"/>
       <w:r>
         <w:rPr>
           <w:rFonts w:ascii="Times New Roman" w:hAnsi="Times New Roman" w:cs="Times New Roman"/>
@@ -12806,7 +12805,7 @@
           <w:szCs w:val="36"/>
         </w:rPr>
       </w:pPr>
-      <w:bookmarkStart w:id="23" w:name="_Toc232365538"/>
+      <w:bookmarkStart w:id="23" w:name="_Toc236663647"/>
       <w:r>
         <w:rPr>
           <w:rFonts w:ascii="Times New Roman" w:hAnsi="Times New Roman" w:cs="Times New Roman"/>
@@ -13264,7 +13263,7 @@
           <w:szCs w:val="36"/>
         </w:rPr>
       </w:pPr>
-      <w:bookmarkStart w:id="24" w:name="_Toc232365539"/>
+      <w:bookmarkStart w:id="24" w:name="_Toc236663648"/>
       <w:r>
         <w:rPr>
           <w:rFonts w:ascii="Times New Roman" w:hAnsi="Times New Roman" w:cs="Times New Roman"/>
@@ -13395,7 +13394,7 @@
           <w:szCs w:val="36"/>
         </w:rPr>
       </w:pPr>
-      <w:bookmarkStart w:id="25" w:name="_Toc232365540"/>
+      <w:bookmarkStart w:id="25" w:name="_Toc236663649"/>
       <w:r>
         <w:rPr>
           <w:rFonts w:ascii="Times New Roman" w:hAnsi="Times New Roman" w:cs="Times New Roman"/>
@@ -13413,6 +13412,7 @@
           <w:rFonts w:ascii="Times New Roman" w:hAnsi="Times New Roman" w:cs="Times New Roman"/>
           <w:sz w:val="28"/>
           <w:szCs w:val="28"/>
+          <w:lang w:val="en-US"/>
         </w:rPr>
       </w:pPr>
     </w:p>
@@ -13422,6 +13422,7 @@
           <w:rFonts w:ascii="Times New Roman" w:hAnsi="Times New Roman" w:cs="Times New Roman"/>
           <w:sz w:val="32"/>
           <w:szCs w:val="32"/>
+          <w:lang w:val="en-US"/>
         </w:rPr>
       </w:pPr>
       <w:r>
@@ -13453,8 +13454,9 @@
           <w:rFonts w:ascii="Times New Roman" w:hAnsi="Times New Roman" w:cs="Times New Roman"/>
           <w:sz w:val="32"/>
           <w:szCs w:val="32"/>
-        </w:rPr>
-        <w:t>1</w:t>
+          <w:lang w:val="en-US"/>
+        </w:rPr>
+        <w:t>2</w:t>
       </w:r>
     </w:p>
     <w:p>
@@ -13508,7 +13510,75 @@
           <w:sz w:val="28"/>
           <w:szCs w:val="28"/>
         </w:rPr>
-        <w:t>Добавлена поддержка Корейского и Португальского языков.</w:t>
+        <w:t xml:space="preserve">Миграция на </w:t>
+      </w:r>
+      <w:r>
+        <w:rPr>
+          <w:rFonts w:ascii="Times New Roman" w:hAnsi="Times New Roman" w:cs="Times New Roman"/>
+          <w:sz w:val="28"/>
+          <w:szCs w:val="28"/>
+          <w:lang w:val="en-US"/>
+        </w:rPr>
+        <w:t>Avalonia</w:t>
+      </w:r>
+      <w:r>
+        <w:rPr>
+          <w:rFonts w:ascii="Times New Roman" w:hAnsi="Times New Roman" w:cs="Times New Roman"/>
+          <w:sz w:val="28"/>
+          <w:szCs w:val="28"/>
+        </w:rPr>
+        <w:t xml:space="preserve"> </w:t>
+      </w:r>
+      <w:r>
+        <w:rPr>
+          <w:rFonts w:ascii="Times New Roman" w:hAnsi="Times New Roman" w:cs="Times New Roman"/>
+          <w:sz w:val="28"/>
+          <w:szCs w:val="28"/>
+          <w:lang w:val="en-US"/>
+        </w:rPr>
+        <w:t>UI</w:t>
+      </w:r>
+      <w:r>
+        <w:rPr>
+          <w:rFonts w:ascii="Times New Roman" w:hAnsi="Times New Roman" w:cs="Times New Roman"/>
+          <w:sz w:val="28"/>
+          <w:szCs w:val="28"/>
+        </w:rPr>
+        <w:t xml:space="preserve"> 12.</w:t>
+      </w:r>
+      <w:r>
+        <w:rPr>
+          <w:rFonts w:ascii="Times New Roman" w:hAnsi="Times New Roman" w:cs="Times New Roman"/>
+          <w:sz w:val="28"/>
+          <w:szCs w:val="28"/>
+          <w:lang w:val="en-US"/>
+        </w:rPr>
+        <w:t>x</w:t>
+      </w:r>
+      <w:r>
+        <w:rPr>
+          <w:rFonts w:ascii="Times New Roman" w:hAnsi="Times New Roman" w:cs="Times New Roman"/>
+          <w:sz w:val="28"/>
+          <w:szCs w:val="28"/>
+        </w:rPr>
+        <w:t>.</w:t>
+      </w:r>
+      <w:r>
+        <w:rPr>
+          <w:rFonts w:ascii="Times New Roman" w:hAnsi="Times New Roman" w:cs="Times New Roman"/>
+          <w:sz w:val="28"/>
+          <w:szCs w:val="28"/>
+          <w:lang w:val="en-US"/>
+        </w:rPr>
+        <w:t>x</w:t>
+      </w:r>
+      <w:r>
+        <w:rPr>
+          <w:rFonts w:ascii="Times New Roman" w:hAnsi="Times New Roman" w:cs="Times New Roman"/>
+          <w:sz w:val="28"/>
+          <w:szCs w:val="28"/>
+        </w:rPr>
+        <w:t>.</w:t>
       </w:r>
     </w:p>
     <w:p>
@@ -13553,23 +13623,15 @@
           <w:sz w:val="28"/>
           <w:szCs w:val="28"/>
         </w:rPr>
-        <w:t>При записи нескольких флагов (</w:t>
-      </w:r>
-      <w:r>
-        <w:rPr>
-          <w:rFonts w:ascii="Times New Roman" w:hAnsi="Times New Roman" w:cs="Times New Roman"/>
-          <w:sz w:val="28"/>
-          <w:szCs w:val="28"/>
-        </w:rPr>
-        <w:t xml:space="preserve">функция </w:t>
-      </w:r>
-      <w:r>
-        <w:rPr>
-          <w:rFonts w:ascii="Times New Roman" w:hAnsi="Times New Roman" w:cs="Times New Roman"/>
-          <w:sz w:val="28"/>
-          <w:szCs w:val="28"/>
-        </w:rPr>
-        <w:t>0x0F) терялся последний байт данных, если он был равен 0.</w:t>
+        <w:t>Переведена подсказка в сервисном окне</w:t>
+      </w:r>
+      <w:r>
+        <w:rPr>
+          <w:rFonts w:ascii="Times New Roman" w:hAnsi="Times New Roman" w:cs="Times New Roman"/>
+          <w:sz w:val="28"/>
+          <w:szCs w:val="28"/>
+        </w:rPr>
+        <w:t>.</w:t>
       </w:r>
     </w:p>
     <w:p>
@@ -13591,41 +13653,8 @@
           <w:rFonts w:ascii="Times New Roman" w:hAnsi="Times New Roman" w:cs="Times New Roman"/>
           <w:sz w:val="28"/>
           <w:szCs w:val="28"/>
-        </w:rPr>
-        <w:t xml:space="preserve">Исправлено некорректное отображение </w:t>
-      </w:r>
-      <w:r>
-        <w:rPr>
-          <w:rFonts w:ascii="Times New Roman" w:hAnsi="Times New Roman" w:cs="Times New Roman"/>
-          <w:sz w:val="28"/>
-          <w:szCs w:val="28"/>
           <w:lang w:val="en-US"/>
         </w:rPr>
-        <w:t>float</w:t>
-      </w:r>
-      <w:r>
-        <w:rPr>
-          <w:rFonts w:ascii="Times New Roman" w:hAnsi="Times New Roman" w:cs="Times New Roman"/>
-          <w:sz w:val="28"/>
-          <w:szCs w:val="28"/>
-        </w:rPr>
-        <w:t xml:space="preserve"> чисел </w:t>
-      </w:r>
-      <w:r>
-        <w:rPr>
-          <w:rFonts w:ascii="Times New Roman" w:hAnsi="Times New Roman" w:cs="Times New Roman"/>
-          <w:sz w:val="28"/>
-          <w:szCs w:val="28"/>
-        </w:rPr>
-        <w:t xml:space="preserve">в режиме </w:t>
-      </w:r>
-      <w:r>
-        <w:rPr>
-          <w:rFonts w:ascii="Times New Roman" w:hAnsi="Times New Roman" w:cs="Times New Roman"/>
-          <w:sz w:val="28"/>
-          <w:szCs w:val="28"/>
-          <w:lang w:val="en-US"/>
-        </w:rPr>
         <w:t>Modbus</w:t>
       </w:r>
       <w:r>
@@ -13634,15 +13663,23 @@
           <w:sz w:val="28"/>
           <w:szCs w:val="28"/>
         </w:rPr>
-        <w:t xml:space="preserve"> </w:t>
-      </w:r>
-      <w:r>
-        <w:rPr>
-          <w:rFonts w:ascii="Times New Roman" w:hAnsi="Times New Roman" w:cs="Times New Roman"/>
-          <w:sz w:val="28"/>
-          <w:szCs w:val="28"/>
-        </w:rPr>
-        <w:t>мониторинга.</w:t>
+        <w:t xml:space="preserve">: </w:t>
+      </w:r>
+      <w:r>
+        <w:rPr>
+          <w:rFonts w:ascii="Times New Roman" w:hAnsi="Times New Roman" w:cs="Times New Roman"/>
+          <w:sz w:val="28"/>
+          <w:szCs w:val="28"/>
+        </w:rPr>
+        <w:t xml:space="preserve">смена </w:t>
+      </w:r>
+      <w:r>
+        <w:rPr>
+          <w:rFonts w:ascii="Times New Roman" w:hAnsi="Times New Roman" w:cs="Times New Roman"/>
+          <w:sz w:val="28"/>
+          <w:szCs w:val="28"/>
+        </w:rPr>
+        <w:t>формата числа в поле записи теперь обновляет сообщение об ошибке валидации.</w:t>
       </w:r>
     </w:p>
     <w:p>
@@ -13677,103 +13714,31 @@
           <w:sz w:val="32"/>
           <w:szCs w:val="32"/>
         </w:rPr>
-        <w:t>3.5.0</w:t>
-      </w:r>
-    </w:p>
-    <w:p>
-      <w:pPr>
-        <w:rPr>
-          <w:rFonts w:ascii="Times New Roman" w:hAnsi="Times New Roman" w:cs="Times New Roman"/>
-          <w:b/>
-          <w:bCs/>
-          <w:sz w:val="28"/>
-          <w:szCs w:val="28"/>
-        </w:rPr>
-      </w:pPr>
-      <w:r>
-        <w:rPr>
-          <w:rFonts w:ascii="Times New Roman" w:hAnsi="Times New Roman" w:cs="Times New Roman"/>
-          <w:b/>
-          <w:bCs/>
-          <w:sz w:val="28"/>
-          <w:szCs w:val="28"/>
-        </w:rPr>
-        <w:br/>
-      </w:r>
-      <w:r>
-        <w:rPr>
-          <w:rFonts w:ascii="Times New Roman" w:hAnsi="Times New Roman" w:cs="Times New Roman"/>
-          <w:b/>
-          <w:bCs/>
-          <w:sz w:val="28"/>
-          <w:szCs w:val="28"/>
-        </w:rPr>
-        <w:t>Новый функционал:</w:t>
-      </w:r>
-    </w:p>
-    <w:p>
-      <w:pPr>
-        <w:pStyle w:val="aa"/>
-        <w:numPr>
-          <w:ilvl w:val="0"/>
-          <w:numId w:val="4"/>
-        </w:numPr>
-        <w:rPr>
-          <w:rFonts w:ascii="Times New Roman" w:hAnsi="Times New Roman" w:cs="Times New Roman"/>
-          <w:sz w:val="28"/>
-          <w:szCs w:val="28"/>
-        </w:rPr>
-      </w:pPr>
-      <w:r>
-        <w:rPr>
-          <w:rFonts w:ascii="Times New Roman" w:hAnsi="Times New Roman" w:cs="Times New Roman"/>
-          <w:sz w:val="28"/>
-          <w:szCs w:val="28"/>
-        </w:rPr>
-        <w:t>Добавлена п</w:t>
-      </w:r>
-      <w:r>
-        <w:rPr>
-          <w:rFonts w:ascii="Times New Roman" w:hAnsi="Times New Roman" w:cs="Times New Roman"/>
-          <w:sz w:val="28"/>
-          <w:szCs w:val="28"/>
-        </w:rPr>
-        <w:t>оддержка нескольких языков интерфейса: Русский, Английский, Хинди, Китайский (упрощенный), Немецкий, Испанский, Французский.</w:t>
-      </w:r>
-    </w:p>
-    <w:p>
-      <w:pPr>
-        <w:rPr>
-          <w:rFonts w:ascii="Times New Roman" w:hAnsi="Times New Roman" w:cs="Times New Roman"/>
-          <w:sz w:val="28"/>
-          <w:szCs w:val="28"/>
-        </w:rPr>
-      </w:pPr>
-    </w:p>
-    <w:p>
-      <w:pPr>
-        <w:rPr>
-          <w:rFonts w:ascii="Times New Roman" w:hAnsi="Times New Roman" w:cs="Times New Roman"/>
-          <w:sz w:val="28"/>
-          <w:szCs w:val="28"/>
-        </w:rPr>
-      </w:pPr>
-    </w:p>
-    <w:p>
-      <w:pPr>
+        <w:t>3.</w:t>
+      </w:r>
+      <w:r>
         <w:rPr>
           <w:rFonts w:ascii="Times New Roman" w:hAnsi="Times New Roman" w:cs="Times New Roman"/>
           <w:sz w:val="32"/>
           <w:szCs w:val="32"/>
         </w:rPr>
-      </w:pPr>
+        <w:t>5</w:t>
+      </w:r>
       <w:r>
         <w:rPr>
           <w:rFonts w:ascii="Times New Roman" w:hAnsi="Times New Roman" w:cs="Times New Roman"/>
           <w:sz w:val="32"/>
           <w:szCs w:val="32"/>
         </w:rPr>
-        <w:t>3.4.0</w:t>
+        <w:t>.</w:t>
+      </w:r>
+      <w:r>
+        <w:rPr>
+          <w:rFonts w:ascii="Times New Roman" w:hAnsi="Times New Roman" w:cs="Times New Roman"/>
+          <w:sz w:val="32"/>
+          <w:szCs w:val="32"/>
+        </w:rPr>
+        <w:t>1</w:t>
       </w:r>
     </w:p>
     <w:p>
@@ -13826,25 +13791,30 @@
           <w:rFonts w:ascii="Times New Roman" w:hAnsi="Times New Roman" w:cs="Times New Roman"/>
           <w:sz w:val="28"/>
           <w:szCs w:val="28"/>
-          <w:lang w:val="en-US"/>
-        </w:rPr>
-        <w:t xml:space="preserve">Modbus: </w:t>
-      </w:r>
-      <w:r>
-        <w:rPr>
-          <w:rFonts w:ascii="Times New Roman" w:hAnsi="Times New Roman" w:cs="Times New Roman"/>
-          <w:sz w:val="28"/>
-          <w:szCs w:val="28"/>
-        </w:rPr>
-        <w:t>д</w:t>
-      </w:r>
-      <w:r>
-        <w:rPr>
-          <w:rFonts w:ascii="Times New Roman" w:hAnsi="Times New Roman" w:cs="Times New Roman"/>
-          <w:sz w:val="28"/>
-          <w:szCs w:val="28"/>
-        </w:rPr>
-        <w:t>обавлен режим мониторинга.</w:t>
+        </w:rPr>
+        <w:t>Добавлена поддержка Корейского и Португальского языков.</w:t>
+      </w:r>
+    </w:p>
+    <w:p>
+      <w:pPr>
+        <w:spacing w:line="360" w:lineRule="auto"/>
+        <w:rPr>
+          <w:rFonts w:ascii="Times New Roman" w:hAnsi="Times New Roman" w:cs="Times New Roman"/>
+          <w:b/>
+          <w:bCs/>
+          <w:sz w:val="28"/>
+          <w:szCs w:val="28"/>
+        </w:rPr>
+      </w:pPr>
+      <w:r>
+        <w:rPr>
+          <w:rFonts w:ascii="Times New Roman" w:hAnsi="Times New Roman" w:cs="Times New Roman"/>
+          <w:b/>
+          <w:bCs/>
+          <w:sz w:val="28"/>
+          <w:szCs w:val="28"/>
+        </w:rPr>
+        <w:t>Исправление ошибок:</w:t>
       </w:r>
     </w:p>
     <w:p>
@@ -13866,25 +13836,24 @@
           <w:rFonts w:ascii="Times New Roman" w:hAnsi="Times New Roman" w:cs="Times New Roman"/>
           <w:sz w:val="28"/>
           <w:szCs w:val="28"/>
-          <w:lang w:val="en-US"/>
-        </w:rPr>
-        <w:t>Modbus</w:t>
-      </w:r>
-      <w:r>
-        <w:rPr>
-          <w:rFonts w:ascii="Times New Roman" w:hAnsi="Times New Roman" w:cs="Times New Roman"/>
-          <w:sz w:val="28"/>
-          <w:szCs w:val="28"/>
-        </w:rPr>
-        <w:t xml:space="preserve"> </w:t>
-      </w:r>
-      <w:r>
-        <w:rPr>
-          <w:rFonts w:ascii="Times New Roman" w:hAnsi="Times New Roman" w:cs="Times New Roman"/>
-          <w:sz w:val="28"/>
-          <w:szCs w:val="28"/>
-        </w:rPr>
-        <w:t>сканер: добавлены шаблоны для функций опроса.</w:t>
+        </w:rPr>
+        <w:t>При записи нескольких флагов (</w:t>
+      </w:r>
+      <w:r>
+        <w:rPr>
+          <w:rFonts w:ascii="Times New Roman" w:hAnsi="Times New Roman" w:cs="Times New Roman"/>
+          <w:sz w:val="28"/>
+          <w:szCs w:val="28"/>
+        </w:rPr>
+        <w:t xml:space="preserve">функция </w:t>
+      </w:r>
+      <w:r>
+        <w:rPr>
+          <w:rFonts w:ascii="Times New Roman" w:hAnsi="Times New Roman" w:cs="Times New Roman"/>
+          <w:sz w:val="28"/>
+          <w:szCs w:val="28"/>
+        </w:rPr>
+        <w:t>0x0F) терялся последний байт данных, если он был равен 0.</w:t>
       </w:r>
     </w:p>
     <w:p>
@@ -13907,18 +13876,50 @@
           <w:sz w:val="28"/>
           <w:szCs w:val="28"/>
         </w:rPr>
-        <w:t>Мелкие исправления и рефакторинг.</w:t>
-      </w:r>
-    </w:p>
-    <w:p>
-      <w:pPr>
+        <w:t xml:space="preserve">Исправлено некорректное отображение </w:t>
+      </w:r>
+      <w:r>
         <w:rPr>
           <w:rFonts w:ascii="Times New Roman" w:hAnsi="Times New Roman" w:cs="Times New Roman"/>
           <w:sz w:val="28"/>
           <w:szCs w:val="28"/>
           <w:lang w:val="en-US"/>
         </w:rPr>
-      </w:pPr>
+        <w:t>float</w:t>
+      </w:r>
+      <w:r>
+        <w:rPr>
+          <w:rFonts w:ascii="Times New Roman" w:hAnsi="Times New Roman" w:cs="Times New Roman"/>
+          <w:sz w:val="28"/>
+          <w:szCs w:val="28"/>
+        </w:rPr>
+        <w:t xml:space="preserve"> чисел </w:t>
+      </w:r>
+      <w:r>
+        <w:rPr>
+          <w:rFonts w:ascii="Times New Roman" w:hAnsi="Times New Roman" w:cs="Times New Roman"/>
+          <w:sz w:val="28"/>
+          <w:szCs w:val="28"/>
+        </w:rPr>
+        <w:t xml:space="preserve">в режиме </w:t>
+      </w:r>
+      <w:r>
+        <w:rPr>
+          <w:rFonts w:ascii="Times New Roman" w:hAnsi="Times New Roman" w:cs="Times New Roman"/>
+          <w:sz w:val="28"/>
+          <w:szCs w:val="28"/>
+          <w:lang w:val="en-US"/>
+        </w:rPr>
+        <w:t>Modbus</w:t>
+      </w:r>
+      <w:r>
+        <w:rPr>
+          <w:rFonts w:ascii="Times New Roman" w:hAnsi="Times New Roman" w:cs="Times New Roman"/>
+          <w:sz w:val="28"/>
+          <w:szCs w:val="28"/>
+        </w:rPr>
+        <w:t xml:space="preserve"> мониторинга.</w:t>
+      </w:r>
     </w:p>
     <w:p>
       <w:pPr>
@@ -13952,8 +13953,95 @@
           <w:sz w:val="32"/>
           <w:szCs w:val="32"/>
         </w:rPr>
+        <w:t>3.5.0</w:t>
+      </w:r>
+    </w:p>
+    <w:p>
+      <w:pPr>
+        <w:rPr>
+          <w:rFonts w:ascii="Times New Roman" w:hAnsi="Times New Roman" w:cs="Times New Roman"/>
+          <w:b/>
+          <w:bCs/>
+          <w:sz w:val="28"/>
+          <w:szCs w:val="28"/>
+        </w:rPr>
+      </w:pPr>
+      <w:r>
+        <w:rPr>
+          <w:rFonts w:ascii="Times New Roman" w:hAnsi="Times New Roman" w:cs="Times New Roman"/>
+          <w:b/>
+          <w:bCs/>
+          <w:sz w:val="28"/>
+          <w:szCs w:val="28"/>
+        </w:rPr>
+        <w:br/>
+      </w:r>
+      <w:r>
+        <w:rPr>
+          <w:rFonts w:ascii="Times New Roman" w:hAnsi="Times New Roman" w:cs="Times New Roman"/>
+          <w:b/>
+          <w:bCs/>
+          <w:sz w:val="28"/>
+          <w:szCs w:val="28"/>
+        </w:rPr>
+        <w:t>Новый функционал:</w:t>
+      </w:r>
+    </w:p>
+    <w:p>
+      <w:pPr>
+        <w:pStyle w:val="aa"/>
+        <w:numPr>
+          <w:ilvl w:val="0"/>
+          <w:numId w:val="4"/>
+        </w:numPr>
+        <w:rPr>
+          <w:rFonts w:ascii="Times New Roman" w:hAnsi="Times New Roman" w:cs="Times New Roman"/>
+          <w:sz w:val="28"/>
+          <w:szCs w:val="28"/>
+        </w:rPr>
+      </w:pPr>
+      <w:r>
+        <w:rPr>
+          <w:rFonts w:ascii="Times New Roman" w:hAnsi="Times New Roman" w:cs="Times New Roman"/>
+          <w:sz w:val="28"/>
+          <w:szCs w:val="28"/>
+        </w:rPr>
+        <w:t>Добавлена п</w:t>
+      </w:r>
+      <w:r>
+        <w:rPr>
+          <w:rFonts w:ascii="Times New Roman" w:hAnsi="Times New Roman" w:cs="Times New Roman"/>
+          <w:sz w:val="28"/>
+          <w:szCs w:val="28"/>
+        </w:rPr>
+        <w:t>оддержка нескольких языков интерфейса: Русский, Английский, Хинди, Китайский (упрощенный), Немецкий, Испанский, Французский.</w:t>
+      </w:r>
+    </w:p>
+    <w:p>
+      <w:pPr>
+        <w:rPr>
+          <w:rFonts w:ascii="Times New Roman" w:hAnsi="Times New Roman" w:cs="Times New Roman"/>
+          <w:sz w:val="28"/>
+          <w:szCs w:val="28"/>
+        </w:rPr>
+      </w:pPr>
+    </w:p>
+    <w:p>
+      <w:pPr>
+        <w:rPr>
+          <w:rFonts w:ascii="Times New Roman" w:hAnsi="Times New Roman" w:cs="Times New Roman"/>
+          <w:sz w:val="32"/>
+          <w:szCs w:val="32"/>
+        </w:rPr>
+      </w:pPr>
+      <w:r>
+        <w:rPr>
+          <w:rFonts w:ascii="Times New Roman" w:hAnsi="Times New Roman" w:cs="Times New Roman"/>
+          <w:sz w:val="32"/>
+          <w:szCs w:val="32"/>
+        </w:rPr>
         <w:lastRenderedPageBreak/>
-        <w:t>3.3.3</w:t>
+        <w:t>3.4.0</w:t>
       </w:r>
     </w:p>
     <w:p>
@@ -14006,8 +14094,25 @@
           <w:rFonts w:ascii="Times New Roman" w:hAnsi="Times New Roman" w:cs="Times New Roman"/>
           <w:sz w:val="28"/>
           <w:szCs w:val="28"/>
-        </w:rPr>
-        <w:t>Теперь при работе с макросами используется только одно окно (рабочее поле или редактирование). Неиспользуемое окно скрывается.</w:t>
+          <w:lang w:val="en-US"/>
+        </w:rPr>
+        <w:t xml:space="preserve">Modbus: </w:t>
+      </w:r>
+      <w:r>
+        <w:rPr>
+          <w:rFonts w:ascii="Times New Roman" w:hAnsi="Times New Roman" w:cs="Times New Roman"/>
+          <w:sz w:val="28"/>
+          <w:szCs w:val="28"/>
+        </w:rPr>
+        <w:t>д</w:t>
+      </w:r>
+      <w:r>
+        <w:rPr>
+          <w:rFonts w:ascii="Times New Roman" w:hAnsi="Times New Roman" w:cs="Times New Roman"/>
+          <w:sz w:val="28"/>
+          <w:szCs w:val="28"/>
+        </w:rPr>
+        <w:t>обавлен режим мониторинга.</w:t>
       </w:r>
     </w:p>
     <w:p>
@@ -14029,93 +14134,25 @@
           <w:rFonts w:ascii="Times New Roman" w:hAnsi="Times New Roman" w:cs="Times New Roman"/>
           <w:sz w:val="28"/>
           <w:szCs w:val="28"/>
-        </w:rPr>
-        <w:t xml:space="preserve">Рефакторинг </w:t>
-      </w:r>
-      <w:r>
-        <w:rPr>
-          <w:rFonts w:ascii="Times New Roman" w:hAnsi="Times New Roman" w:cs="Times New Roman"/>
-          <w:sz w:val="28"/>
-          <w:szCs w:val="28"/>
           <w:lang w:val="en-US"/>
         </w:rPr>
-        <w:t xml:space="preserve">Unit </w:t>
-      </w:r>
-      <w:r>
-        <w:rPr>
-          <w:rFonts w:ascii="Times New Roman" w:hAnsi="Times New Roman" w:cs="Times New Roman"/>
-          <w:sz w:val="28"/>
-          <w:szCs w:val="28"/>
-        </w:rPr>
-        <w:t>тестов.</w:t>
-      </w:r>
-    </w:p>
-    <w:p>
-      <w:pPr>
-        <w:spacing w:line="360" w:lineRule="auto"/>
-        <w:rPr>
-          <w:rFonts w:ascii="Times New Roman" w:hAnsi="Times New Roman" w:cs="Times New Roman"/>
-          <w:sz w:val="28"/>
-          <w:szCs w:val="28"/>
-        </w:rPr>
-      </w:pPr>
-    </w:p>
-    <w:p>
-      <w:pPr>
-        <w:spacing w:line="360" w:lineRule="auto"/>
-        <w:rPr>
-          <w:rFonts w:ascii="Times New Roman" w:hAnsi="Times New Roman" w:cs="Times New Roman"/>
-          <w:sz w:val="28"/>
-          <w:szCs w:val="28"/>
-        </w:rPr>
-      </w:pPr>
-    </w:p>
-    <w:p>
-      <w:pPr>
-        <w:rPr>
-          <w:rFonts w:ascii="Times New Roman" w:hAnsi="Times New Roman" w:cs="Times New Roman"/>
-          <w:sz w:val="32"/>
-          <w:szCs w:val="32"/>
-        </w:rPr>
-      </w:pPr>
-      <w:r>
-        <w:rPr>
-          <w:rFonts w:ascii="Times New Roman" w:hAnsi="Times New Roman" w:cs="Times New Roman"/>
-          <w:sz w:val="32"/>
-          <w:szCs w:val="32"/>
-        </w:rPr>
-        <w:t>3.3.2</w:t>
-      </w:r>
-    </w:p>
-    <w:p>
-      <w:pPr>
-        <w:rPr>
-          <w:rFonts w:ascii="Times New Roman" w:hAnsi="Times New Roman" w:cs="Times New Roman"/>
-          <w:b/>
-          <w:bCs/>
-          <w:sz w:val="28"/>
-          <w:szCs w:val="28"/>
-        </w:rPr>
-      </w:pPr>
-      <w:r>
-        <w:rPr>
-          <w:rFonts w:ascii="Times New Roman" w:hAnsi="Times New Roman" w:cs="Times New Roman"/>
-          <w:b/>
-          <w:bCs/>
-          <w:sz w:val="28"/>
-          <w:szCs w:val="28"/>
-        </w:rPr>
-        <w:br/>
-      </w:r>
-      <w:r>
-        <w:rPr>
-          <w:rFonts w:ascii="Times New Roman" w:hAnsi="Times New Roman" w:cs="Times New Roman"/>
-          <w:b/>
-          <w:bCs/>
-          <w:sz w:val="28"/>
-          <w:szCs w:val="28"/>
-        </w:rPr>
-        <w:t>Новый функционал:</w:t>
+        <w:t>Modbus</w:t>
+      </w:r>
+      <w:r>
+        <w:rPr>
+          <w:rFonts w:ascii="Times New Roman" w:hAnsi="Times New Roman" w:cs="Times New Roman"/>
+          <w:sz w:val="28"/>
+          <w:szCs w:val="28"/>
+        </w:rPr>
+        <w:t xml:space="preserve"> </w:t>
+      </w:r>
+      <w:r>
+        <w:rPr>
+          <w:rFonts w:ascii="Times New Roman" w:hAnsi="Times New Roman" w:cs="Times New Roman"/>
+          <w:sz w:val="28"/>
+          <w:szCs w:val="28"/>
+        </w:rPr>
+        <w:t>сканер: добавлены шаблоны для функций опроса.</w:t>
       </w:r>
     </w:p>
     <w:p>
@@ -14137,17 +14174,74 @@
           <w:rFonts w:ascii="Times New Roman" w:hAnsi="Times New Roman" w:cs="Times New Roman"/>
           <w:sz w:val="28"/>
           <w:szCs w:val="28"/>
-          <w:lang w:val="en-US"/>
-        </w:rPr>
-        <w:t>Modbus</w:t>
-      </w:r>
-      <w:r>
-        <w:rPr>
-          <w:rFonts w:ascii="Times New Roman" w:hAnsi="Times New Roman" w:cs="Times New Roman"/>
-          <w:sz w:val="28"/>
-          <w:szCs w:val="28"/>
-        </w:rPr>
-        <w:t>: теперь если сработал таймаут, то выводится содержимое запроса.</w:t>
+        </w:rPr>
+        <w:t>Мелкие исправления и рефакторинг.</w:t>
+      </w:r>
+    </w:p>
+    <w:p>
+      <w:pPr>
+        <w:rPr>
+          <w:rFonts w:ascii="Times New Roman" w:hAnsi="Times New Roman" w:cs="Times New Roman"/>
+          <w:sz w:val="28"/>
+          <w:szCs w:val="28"/>
+        </w:rPr>
+      </w:pPr>
+    </w:p>
+    <w:p>
+      <w:pPr>
+        <w:rPr>
+          <w:rFonts w:ascii="Times New Roman" w:hAnsi="Times New Roman" w:cs="Times New Roman"/>
+          <w:sz w:val="28"/>
+          <w:szCs w:val="28"/>
+        </w:rPr>
+      </w:pPr>
+    </w:p>
+    <w:p>
+      <w:pPr>
+        <w:rPr>
+          <w:rFonts w:ascii="Times New Roman" w:hAnsi="Times New Roman" w:cs="Times New Roman"/>
+          <w:sz w:val="32"/>
+          <w:szCs w:val="32"/>
+        </w:rPr>
+      </w:pPr>
+      <w:r>
+        <w:rPr>
+          <w:rFonts w:ascii="Times New Roman" w:hAnsi="Times New Roman" w:cs="Times New Roman"/>
+          <w:sz w:val="32"/>
+          <w:szCs w:val="32"/>
+        </w:rPr>
+        <w:t>3.3.3</w:t>
+      </w:r>
+    </w:p>
+    <w:p>
+      <w:pPr>
+        <w:rPr>
+          <w:rFonts w:ascii="Times New Roman" w:hAnsi="Times New Roman" w:cs="Times New Roman"/>
+          <w:b/>
+          <w:bCs/>
+          <w:sz w:val="28"/>
+          <w:szCs w:val="28"/>
+        </w:rPr>
+      </w:pPr>
+      <w:r>
+        <w:rPr>
+          <w:rFonts w:ascii="Times New Roman" w:hAnsi="Times New Roman" w:cs="Times New Roman"/>
+          <w:b/>
+          <w:bCs/>
+          <w:sz w:val="28"/>
+          <w:szCs w:val="28"/>
+        </w:rPr>
+        <w:br/>
+      </w:r>
+      <w:r>
+        <w:rPr>
+          <w:rFonts w:ascii="Times New Roman" w:hAnsi="Times New Roman" w:cs="Times New Roman"/>
+          <w:b/>
+          <w:bCs/>
+          <w:sz w:val="28"/>
+          <w:szCs w:val="28"/>
+        </w:rPr>
+        <w:t>Новый функционал:</w:t>
       </w:r>
     </w:p>
     <w:p>
@@ -14170,29 +14264,7 @@
           <w:sz w:val="28"/>
           <w:szCs w:val="28"/>
         </w:rPr>
-        <w:t>Расширен функционал окна "О приложении".</w:t>
-      </w:r>
-    </w:p>
-    <w:p>
-      <w:pPr>
-        <w:spacing w:line="360" w:lineRule="auto"/>
-        <w:rPr>
-          <w:rFonts w:ascii="Times New Roman" w:hAnsi="Times New Roman" w:cs="Times New Roman"/>
-          <w:b/>
-          <w:bCs/>
-          <w:sz w:val="28"/>
-          <w:szCs w:val="28"/>
-        </w:rPr>
-      </w:pPr>
-      <w:r>
-        <w:rPr>
-          <w:rFonts w:ascii="Times New Roman" w:hAnsi="Times New Roman" w:cs="Times New Roman"/>
-          <w:b/>
-          <w:bCs/>
-          <w:sz w:val="28"/>
-          <w:szCs w:val="28"/>
-        </w:rPr>
-        <w:t>Исправление ошибок:</w:t>
+        <w:t>Теперь при работе с макросами используется только одно окно (рабочее поле или редактирование). Неиспользуемое окно скрывается.</w:t>
       </w:r>
     </w:p>
     <w:p>
@@ -14215,15 +14287,7 @@
           <w:sz w:val="28"/>
           <w:szCs w:val="28"/>
         </w:rPr>
-        <w:t>Р</w:t>
-      </w:r>
-      <w:r>
-        <w:rPr>
-          <w:rFonts w:ascii="Times New Roman" w:hAnsi="Times New Roman" w:cs="Times New Roman"/>
-          <w:sz w:val="28"/>
-          <w:szCs w:val="28"/>
-        </w:rPr>
-        <w:t xml:space="preserve">едкое зависание при записи/чтении </w:t>
+        <w:t xml:space="preserve">Рефакторинг </w:t>
       </w:r>
       <w:r>
         <w:rPr>
@@ -14232,15 +14296,83 @@
           <w:szCs w:val="28"/>
           <w:lang w:val="en-US"/>
         </w:rPr>
-        <w:t>Modbus</w:t>
-      </w:r>
-      <w:r>
-        <w:rPr>
-          <w:rFonts w:ascii="Times New Roman" w:hAnsi="Times New Roman" w:cs="Times New Roman"/>
-          <w:sz w:val="28"/>
-          <w:szCs w:val="28"/>
-        </w:rPr>
-        <w:t>.</w:t>
+        <w:t xml:space="preserve">Unit </w:t>
+      </w:r>
+      <w:r>
+        <w:rPr>
+          <w:rFonts w:ascii="Times New Roman" w:hAnsi="Times New Roman" w:cs="Times New Roman"/>
+          <w:sz w:val="28"/>
+          <w:szCs w:val="28"/>
+        </w:rPr>
+        <w:t>тестов.</w:t>
+      </w:r>
+    </w:p>
+    <w:p>
+      <w:pPr>
+        <w:spacing w:line="360" w:lineRule="auto"/>
+        <w:rPr>
+          <w:rFonts w:ascii="Times New Roman" w:hAnsi="Times New Roman" w:cs="Times New Roman"/>
+          <w:sz w:val="28"/>
+          <w:szCs w:val="28"/>
+        </w:rPr>
+      </w:pPr>
+    </w:p>
+    <w:p>
+      <w:pPr>
+        <w:spacing w:line="360" w:lineRule="auto"/>
+        <w:rPr>
+          <w:rFonts w:ascii="Times New Roman" w:hAnsi="Times New Roman" w:cs="Times New Roman"/>
+          <w:sz w:val="28"/>
+          <w:szCs w:val="28"/>
+        </w:rPr>
+      </w:pPr>
+    </w:p>
+    <w:p>
+      <w:pPr>
+        <w:rPr>
+          <w:rFonts w:ascii="Times New Roman" w:hAnsi="Times New Roman" w:cs="Times New Roman"/>
+          <w:sz w:val="32"/>
+          <w:szCs w:val="32"/>
+        </w:rPr>
+      </w:pPr>
+      <w:r>
+        <w:rPr>
+          <w:rFonts w:ascii="Times New Roman" w:hAnsi="Times New Roman" w:cs="Times New Roman"/>
+          <w:sz w:val="32"/>
+          <w:szCs w:val="32"/>
+        </w:rPr>
+        <w:t>3.3.2</w:t>
+      </w:r>
+    </w:p>
+    <w:p>
+      <w:pPr>
+        <w:rPr>
+          <w:rFonts w:ascii="Times New Roman" w:hAnsi="Times New Roman" w:cs="Times New Roman"/>
+          <w:b/>
+          <w:bCs/>
+          <w:sz w:val="28"/>
+          <w:szCs w:val="28"/>
+        </w:rPr>
+      </w:pPr>
+      <w:r>
+        <w:rPr>
+          <w:rFonts w:ascii="Times New Roman" w:hAnsi="Times New Roman" w:cs="Times New Roman"/>
+          <w:b/>
+          <w:bCs/>
+          <w:sz w:val="28"/>
+          <w:szCs w:val="28"/>
+        </w:rPr>
+        <w:br/>
+      </w:r>
+      <w:r>
+        <w:rPr>
+          <w:rFonts w:ascii="Times New Roman" w:hAnsi="Times New Roman" w:cs="Times New Roman"/>
+          <w:b/>
+          <w:bCs/>
+          <w:sz w:val="28"/>
+          <w:szCs w:val="28"/>
+        </w:rPr>
+        <w:t>Новый функционал:</w:t>
       </w:r>
     </w:p>
     <w:p>
@@ -14262,16 +14394,17 @@
           <w:rFonts w:ascii="Times New Roman" w:hAnsi="Times New Roman" w:cs="Times New Roman"/>
           <w:sz w:val="28"/>
           <w:szCs w:val="28"/>
-        </w:rPr>
-        <w:t>П</w:t>
-      </w:r>
-      <w:r>
-        <w:rPr>
-          <w:rFonts w:ascii="Times New Roman" w:hAnsi="Times New Roman" w:cs="Times New Roman"/>
-          <w:sz w:val="28"/>
-          <w:szCs w:val="28"/>
-        </w:rPr>
-        <w:t>родолжение работы цикличного опроса в случае появления ошибки.</w:t>
+          <w:lang w:val="en-US"/>
+        </w:rPr>
+        <w:t>Modbus</w:t>
+      </w:r>
+      <w:r>
+        <w:rPr>
+          <w:rFonts w:ascii="Times New Roman" w:hAnsi="Times New Roman" w:cs="Times New Roman"/>
+          <w:sz w:val="28"/>
+          <w:szCs w:val="28"/>
+        </w:rPr>
+        <w:t>: теперь если сработал таймаут, то выводится содержимое запроса.</w:t>
       </w:r>
     </w:p>
     <w:p>
@@ -14294,32 +14427,29 @@
           <w:sz w:val="28"/>
           <w:szCs w:val="28"/>
         </w:rPr>
-        <w:t>Н</w:t>
-      </w:r>
-      <w:r>
-        <w:rPr>
-          <w:rFonts w:ascii="Times New Roman" w:hAnsi="Times New Roman" w:cs="Times New Roman"/>
-          <w:sz w:val="28"/>
-          <w:szCs w:val="28"/>
-        </w:rPr>
-        <w:t xml:space="preserve">еправильное отображение количества записанных регистров </w:t>
-      </w:r>
-      <w:r>
-        <w:rPr>
-          <w:rFonts w:ascii="Times New Roman" w:hAnsi="Times New Roman" w:cs="Times New Roman"/>
-          <w:sz w:val="28"/>
-          <w:szCs w:val="28"/>
-          <w:lang w:val="en-US"/>
-        </w:rPr>
-        <w:t>Modbus</w:t>
-      </w:r>
-      <w:r>
-        <w:rPr>
-          <w:rFonts w:ascii="Times New Roman" w:hAnsi="Times New Roman" w:cs="Times New Roman"/>
-          <w:sz w:val="28"/>
-          <w:szCs w:val="28"/>
-        </w:rPr>
-        <w:t xml:space="preserve"> после отправки команды макроса.</w:t>
+        <w:t>Расширен функционал окна "О приложении".</w:t>
+      </w:r>
+    </w:p>
+    <w:p>
+      <w:pPr>
+        <w:spacing w:line="360" w:lineRule="auto"/>
+        <w:rPr>
+          <w:rFonts w:ascii="Times New Roman" w:hAnsi="Times New Roman" w:cs="Times New Roman"/>
+          <w:b/>
+          <w:bCs/>
+          <w:sz w:val="28"/>
+          <w:szCs w:val="28"/>
+        </w:rPr>
+      </w:pPr>
+      <w:r>
+        <w:rPr>
+          <w:rFonts w:ascii="Times New Roman" w:hAnsi="Times New Roman" w:cs="Times New Roman"/>
+          <w:b/>
+          <w:bCs/>
+          <w:sz w:val="28"/>
+          <w:szCs w:val="28"/>
+        </w:rPr>
+        <w:t>Исправление ошибок:</w:t>
       </w:r>
     </w:p>
     <w:p>
@@ -14342,15 +14472,15 @@
           <w:sz w:val="28"/>
           <w:szCs w:val="28"/>
         </w:rPr>
-        <w:t>П</w:t>
-      </w:r>
-      <w:r>
-        <w:rPr>
-          <w:rFonts w:ascii="Times New Roman" w:hAnsi="Times New Roman" w:cs="Times New Roman"/>
-          <w:sz w:val="28"/>
-          <w:szCs w:val="28"/>
-        </w:rPr>
-        <w:t xml:space="preserve">ри отправке отдельных команд макроса не учитывается единый </w:t>
+        <w:t>Р</w:t>
+      </w:r>
+      <w:r>
+        <w:rPr>
+          <w:rFonts w:ascii="Times New Roman" w:hAnsi="Times New Roman" w:cs="Times New Roman"/>
+          <w:sz w:val="28"/>
+          <w:szCs w:val="28"/>
+        </w:rPr>
+        <w:t xml:space="preserve">едкое зависание при записи/чтении </w:t>
       </w:r>
       <w:r>
         <w:rPr>
@@ -14359,15 +14489,15 @@
           <w:szCs w:val="28"/>
           <w:lang w:val="en-US"/>
         </w:rPr>
-        <w:t>Slave</w:t>
-      </w:r>
-      <w:r>
-        <w:rPr>
-          <w:rFonts w:ascii="Times New Roman" w:hAnsi="Times New Roman" w:cs="Times New Roman"/>
-          <w:sz w:val="28"/>
-          <w:szCs w:val="28"/>
-        </w:rPr>
-        <w:t xml:space="preserve"> ID.</w:t>
+        <w:t>Modbus</w:t>
+      </w:r>
+      <w:r>
+        <w:rPr>
+          <w:rFonts w:ascii="Times New Roman" w:hAnsi="Times New Roman" w:cs="Times New Roman"/>
+          <w:sz w:val="28"/>
+          <w:szCs w:val="28"/>
+        </w:rPr>
+        <w:t>.</w:t>
       </w:r>
     </w:p>
     <w:p>
@@ -14398,6 +14528,133 @@
           <w:sz w:val="28"/>
           <w:szCs w:val="28"/>
         </w:rPr>
+        <w:t>родолжение работы цикличного опроса в случае появления ошибки.</w:t>
+      </w:r>
+    </w:p>
+    <w:p>
+      <w:pPr>
+        <w:pStyle w:val="aa"/>
+        <w:numPr>
+          <w:ilvl w:val="0"/>
+          <w:numId w:val="11"/>
+        </w:numPr>
+        <w:spacing w:line="360" w:lineRule="auto"/>
+        <w:rPr>
+          <w:rFonts w:ascii="Times New Roman" w:hAnsi="Times New Roman" w:cs="Times New Roman"/>
+          <w:sz w:val="28"/>
+          <w:szCs w:val="28"/>
+        </w:rPr>
+      </w:pPr>
+      <w:r>
+        <w:rPr>
+          <w:rFonts w:ascii="Times New Roman" w:hAnsi="Times New Roman" w:cs="Times New Roman"/>
+          <w:sz w:val="28"/>
+          <w:szCs w:val="28"/>
+        </w:rPr>
+        <w:t>Н</w:t>
+      </w:r>
+      <w:r>
+        <w:rPr>
+          <w:rFonts w:ascii="Times New Roman" w:hAnsi="Times New Roman" w:cs="Times New Roman"/>
+          <w:sz w:val="28"/>
+          <w:szCs w:val="28"/>
+        </w:rPr>
+        <w:t xml:space="preserve">еправильное отображение количества записанных регистров </w:t>
+      </w:r>
+      <w:r>
+        <w:rPr>
+          <w:rFonts w:ascii="Times New Roman" w:hAnsi="Times New Roman" w:cs="Times New Roman"/>
+          <w:sz w:val="28"/>
+          <w:szCs w:val="28"/>
+          <w:lang w:val="en-US"/>
+        </w:rPr>
+        <w:t>Modbus</w:t>
+      </w:r>
+      <w:r>
+        <w:rPr>
+          <w:rFonts w:ascii="Times New Roman" w:hAnsi="Times New Roman" w:cs="Times New Roman"/>
+          <w:sz w:val="28"/>
+          <w:szCs w:val="28"/>
+        </w:rPr>
+        <w:t xml:space="preserve"> после отправки команды макроса.</w:t>
+      </w:r>
+    </w:p>
+    <w:p>
+      <w:pPr>
+        <w:pStyle w:val="aa"/>
+        <w:numPr>
+          <w:ilvl w:val="0"/>
+          <w:numId w:val="11"/>
+        </w:numPr>
+        <w:spacing w:line="360" w:lineRule="auto"/>
+        <w:rPr>
+          <w:rFonts w:ascii="Times New Roman" w:hAnsi="Times New Roman" w:cs="Times New Roman"/>
+          <w:sz w:val="28"/>
+          <w:szCs w:val="28"/>
+        </w:rPr>
+      </w:pPr>
+      <w:r>
+        <w:rPr>
+          <w:rFonts w:ascii="Times New Roman" w:hAnsi="Times New Roman" w:cs="Times New Roman"/>
+          <w:sz w:val="28"/>
+          <w:szCs w:val="28"/>
+        </w:rPr>
+        <w:t>П</w:t>
+      </w:r>
+      <w:r>
+        <w:rPr>
+          <w:rFonts w:ascii="Times New Roman" w:hAnsi="Times New Roman" w:cs="Times New Roman"/>
+          <w:sz w:val="28"/>
+          <w:szCs w:val="28"/>
+        </w:rPr>
+        <w:t xml:space="preserve">ри отправке отдельных команд макроса не учитывается единый </w:t>
+      </w:r>
+      <w:r>
+        <w:rPr>
+          <w:rFonts w:ascii="Times New Roman" w:hAnsi="Times New Roman" w:cs="Times New Roman"/>
+          <w:sz w:val="28"/>
+          <w:szCs w:val="28"/>
+          <w:lang w:val="en-US"/>
+        </w:rPr>
+        <w:t>Slave</w:t>
+      </w:r>
+      <w:r>
+        <w:rPr>
+          <w:rFonts w:ascii="Times New Roman" w:hAnsi="Times New Roman" w:cs="Times New Roman"/>
+          <w:sz w:val="28"/>
+          <w:szCs w:val="28"/>
+        </w:rPr>
+        <w:t xml:space="preserve"> ID.</w:t>
+      </w:r>
+    </w:p>
+    <w:p>
+      <w:pPr>
+        <w:pStyle w:val="aa"/>
+        <w:numPr>
+          <w:ilvl w:val="0"/>
+          <w:numId w:val="11"/>
+        </w:numPr>
+        <w:spacing w:line="360" w:lineRule="auto"/>
+        <w:rPr>
+          <w:rFonts w:ascii="Times New Roman" w:hAnsi="Times New Roman" w:cs="Times New Roman"/>
+          <w:sz w:val="28"/>
+          <w:szCs w:val="28"/>
+        </w:rPr>
+      </w:pPr>
+      <w:r>
+        <w:rPr>
+          <w:rFonts w:ascii="Times New Roman" w:hAnsi="Times New Roman" w:cs="Times New Roman"/>
+          <w:sz w:val="28"/>
+          <w:szCs w:val="28"/>
+        </w:rPr>
+        <w:t>П</w:t>
+      </w:r>
+      <w:r>
+        <w:rPr>
+          <w:rFonts w:ascii="Times New Roman" w:hAnsi="Times New Roman" w:cs="Times New Roman"/>
+          <w:sz w:val="28"/>
+          <w:szCs w:val="28"/>
+        </w:rPr>
         <w:t xml:space="preserve">ри использовании единого </w:t>
       </w:r>
       <w:r>
@@ -14451,8 +14708,6 @@
         <w:t>ID команд.</w:t>
       </w:r>
     </w:p>
-    <w:p/>
-    <w:p/>
     <w:p>
       <w:pPr>
         <w:rPr>
@@ -14469,6 +14724,7 @@
           <w:szCs w:val="32"/>
           <w:lang w:val="en-US"/>
         </w:rPr>
+        <w:lastRenderedPageBreak/>
         <w:t>3.3.1</w:t>
       </w:r>
     </w:p>
@@ -14619,6 +14875,24 @@
       <w:pPr>
         <w:rPr>
           <w:rFonts w:ascii="Times New Roman" w:hAnsi="Times New Roman" w:cs="Times New Roman"/>
+          <w:sz w:val="28"/>
+          <w:szCs w:val="28"/>
+        </w:rPr>
+      </w:pPr>
+    </w:p>
+    <w:p>
+      <w:pPr>
+        <w:rPr>
+          <w:rFonts w:ascii="Times New Roman" w:hAnsi="Times New Roman" w:cs="Times New Roman"/>
+          <w:sz w:val="28"/>
+          <w:szCs w:val="28"/>
+        </w:rPr>
+      </w:pPr>
+    </w:p>
+    <w:p>
+      <w:pPr>
+        <w:rPr>
+          <w:rFonts w:ascii="Times New Roman" w:hAnsi="Times New Roman" w:cs="Times New Roman"/>
           <w:sz w:val="32"/>
           <w:szCs w:val="32"/>
           <w:lang w:val="en-US"/>
@@ -14631,7 +14905,6 @@
           <w:szCs w:val="32"/>
           <w:lang w:val="en-US"/>
         </w:rPr>
-        <w:lastRenderedPageBreak/>
         <w:t>3.3.0</w:t>
       </w:r>
     </w:p>
@@ -15162,6 +15435,15 @@
       <w:pPr>
         <w:rPr>
           <w:rFonts w:ascii="Times New Roman" w:hAnsi="Times New Roman" w:cs="Times New Roman"/>
+          <w:sz w:val="28"/>
+          <w:szCs w:val="28"/>
+        </w:rPr>
+      </w:pPr>
+    </w:p>
+    <w:p>
+      <w:pPr>
+        <w:rPr>
+          <w:rFonts w:ascii="Times New Roman" w:hAnsi="Times New Roman" w:cs="Times New Roman"/>
           <w:sz w:val="32"/>
           <w:szCs w:val="32"/>
         </w:rPr>
@@ -15172,6 +15454,7 @@
           <w:sz w:val="32"/>
           <w:szCs w:val="32"/>
         </w:rPr>
+        <w:lastRenderedPageBreak/>
         <w:t>3.2.0</w:t>
       </w:r>
     </w:p>
@@ -15354,6 +15637,15 @@
       <w:pPr>
         <w:rPr>
           <w:rFonts w:ascii="Times New Roman" w:hAnsi="Times New Roman" w:cs="Times New Roman"/>
+          <w:sz w:val="28"/>
+          <w:szCs w:val="28"/>
+        </w:rPr>
+      </w:pPr>
+    </w:p>
+    <w:p>
+      <w:pPr>
+        <w:rPr>
+          <w:rFonts w:ascii="Times New Roman" w:hAnsi="Times New Roman" w:cs="Times New Roman"/>
           <w:sz w:val="32"/>
           <w:szCs w:val="32"/>
         </w:rPr>
@@ -15364,7 +15656,6 @@
           <w:sz w:val="32"/>
           <w:szCs w:val="32"/>
         </w:rPr>
-        <w:lastRenderedPageBreak/>
         <w:t>3.1.0</w:t>
       </w:r>
     </w:p>
@@ -15625,6 +15916,78 @@
       <w:pPr>
         <w:rPr>
           <w:rFonts w:ascii="Times New Roman" w:hAnsi="Times New Roman" w:cs="Times New Roman"/>
+          <w:sz w:val="28"/>
+          <w:szCs w:val="28"/>
+        </w:rPr>
+      </w:pPr>
+    </w:p>
+    <w:p>
+      <w:pPr>
+        <w:rPr>
+          <w:rFonts w:ascii="Times New Roman" w:hAnsi="Times New Roman" w:cs="Times New Roman"/>
+          <w:sz w:val="28"/>
+          <w:szCs w:val="28"/>
+        </w:rPr>
+      </w:pPr>
+    </w:p>
+    <w:p>
+      <w:pPr>
+        <w:rPr>
+          <w:rFonts w:ascii="Times New Roman" w:hAnsi="Times New Roman" w:cs="Times New Roman"/>
+          <w:sz w:val="28"/>
+          <w:szCs w:val="28"/>
+        </w:rPr>
+      </w:pPr>
+    </w:p>
+    <w:p>
+      <w:pPr>
+        <w:rPr>
+          <w:rFonts w:ascii="Times New Roman" w:hAnsi="Times New Roman" w:cs="Times New Roman"/>
+          <w:sz w:val="28"/>
+          <w:szCs w:val="28"/>
+        </w:rPr>
+      </w:pPr>
+    </w:p>
+    <w:p>
+      <w:pPr>
+        <w:rPr>
+          <w:rFonts w:ascii="Times New Roman" w:hAnsi="Times New Roman" w:cs="Times New Roman"/>
+          <w:sz w:val="28"/>
+          <w:szCs w:val="28"/>
+        </w:rPr>
+      </w:pPr>
+    </w:p>
+    <w:p>
+      <w:pPr>
+        <w:rPr>
+          <w:rFonts w:ascii="Times New Roman" w:hAnsi="Times New Roman" w:cs="Times New Roman"/>
+          <w:sz w:val="28"/>
+          <w:szCs w:val="28"/>
+        </w:rPr>
+      </w:pPr>
+    </w:p>
+    <w:p>
+      <w:pPr>
+        <w:rPr>
+          <w:rFonts w:ascii="Times New Roman" w:hAnsi="Times New Roman" w:cs="Times New Roman"/>
+          <w:sz w:val="28"/>
+          <w:szCs w:val="28"/>
+        </w:rPr>
+      </w:pPr>
+    </w:p>
+    <w:p>
+      <w:pPr>
+        <w:rPr>
+          <w:rFonts w:ascii="Times New Roman" w:hAnsi="Times New Roman" w:cs="Times New Roman"/>
+          <w:sz w:val="28"/>
+          <w:szCs w:val="28"/>
+        </w:rPr>
+      </w:pPr>
+    </w:p>
+    <w:p>
+      <w:pPr>
+        <w:rPr>
+          <w:rFonts w:ascii="Times New Roman" w:hAnsi="Times New Roman" w:cs="Times New Roman"/>
           <w:sz w:val="32"/>
           <w:szCs w:val="32"/>
         </w:rPr>
@@ -15635,6 +15998,7 @@
           <w:sz w:val="32"/>
           <w:szCs w:val="32"/>
         </w:rPr>
+        <w:lastRenderedPageBreak/>
         <w:t>3.0.0</w:t>
       </w:r>
     </w:p>
@@ -17907,6 +18271,119 @@
       </w:rPr>
     </w:lvl>
   </w:abstractNum>
+  <w:abstractNum w:abstractNumId="14" w15:restartNumberingAfterBreak="0">
+    <w:nsid w:val="7AD22F47"/>
+    <w:multiLevelType w:val="multilevel"/>
+    <w:tmpl w:val="FB1CF7B6"/>
+    <w:lvl w:ilvl="0">
+      <w:start w:val="1"/>
+      <w:numFmt w:val="decimal"/>
+      <w:lvlText w:val="%1."/>
+      <w:lvlJc w:val="left"/>
+      <w:pPr>
+        <w:tabs>
+          <w:tab w:val="num" w:pos="720"/>
+        </w:tabs>
+        <w:ind w:left="720" w:hanging="360"/>
+      </w:pPr>
+    </w:lvl>
+    <w:lvl w:ilvl="1" w:tentative="1">
+      <w:start w:val="1"/>
+      <w:numFmt w:val="decimal"/>
+      <w:lvlText w:val="%2."/>
+      <w:lvlJc w:val="left"/>
+      <w:pPr>
+        <w:tabs>
+          <w:tab w:val="num" w:pos="1440"/>
+        </w:tabs>
+        <w:ind w:left="1440" w:hanging="360"/>
+      </w:pPr>
+    </w:lvl>
+    <w:lvl w:ilvl="2" w:tentative="1">
+      <w:start w:val="1"/>
+      <w:numFmt w:val="decimal"/>
+      <w:lvlText w:val="%3."/>
+      <w:lvlJc w:val="left"/>
+      <w:pPr>
+        <w:tabs>
+          <w:tab w:val="num" w:pos="2160"/>
+        </w:tabs>
+        <w:ind w:left="2160" w:hanging="360"/>
+      </w:pPr>
+    </w:lvl>
+    <w:lvl w:ilvl="3" w:tentative="1">
+      <w:start w:val="1"/>
+      <w:numFmt w:val="decimal"/>
+      <w:lvlText w:val="%4."/>
+      <w:lvlJc w:val="left"/>
+      <w:pPr>
+        <w:tabs>
+          <w:tab w:val="num" w:pos="2880"/>
+        </w:tabs>
+        <w:ind w:left="2880" w:hanging="360"/>
+      </w:pPr>
+    </w:lvl>
+    <w:lvl w:ilvl="4" w:tentative="1">
+      <w:start w:val="1"/>
+      <w:numFmt w:val="decimal"/>
+      <w:lvlText w:val="%5."/>
+      <w:lvlJc w:val="left"/>
+      <w:pPr>
+        <w:tabs>
+          <w:tab w:val="num" w:pos="3600"/>
+        </w:tabs>
+        <w:ind w:left="3600" w:hanging="360"/>
+      </w:pPr>
+    </w:lvl>
+    <w:lvl w:ilvl="5" w:tentative="1">
+      <w:start w:val="1"/>
+      <w:numFmt w:val="decimal"/>
+      <w:lvlText w:val="%6."/>
+      <w:lvlJc w:val="left"/>
+      <w:pPr>
+        <w:tabs>
+          <w:tab w:val="num" w:pos="4320"/>
+        </w:tabs>
+        <w:ind w:left="4320" w:hanging="360"/>
+      </w:pPr>
+    </w:lvl>
+    <w:lvl w:ilvl="6" w:tentative="1">
+      <w:start w:val="1"/>
+      <w:numFmt w:val="decimal"/>
+      <w:lvlText w:val="%7."/>
+      <w:lvlJc w:val="left"/>
+      <w:pPr>
+        <w:tabs>
+          <w:tab w:val="num" w:pos="5040"/>
+        </w:tabs>
+        <w:ind w:left="5040" w:hanging="360"/>
+      </w:pPr>
+    </w:lvl>
+    <w:lvl w:ilvl="7" w:tentative="1">
+      <w:start w:val="1"/>
+      <w:numFmt w:val="decimal"/>
+      <w:lvlText w:val="%8."/>
+      <w:lvlJc w:val="left"/>
+      <w:pPr>
+        <w:tabs>
+          <w:tab w:val="num" w:pos="5760"/>
+        </w:tabs>
+        <w:ind w:left="5760" w:hanging="360"/>
+      </w:pPr>
+    </w:lvl>
+    <w:lvl w:ilvl="8" w:tentative="1">
+      <w:start w:val="1"/>
+      <w:numFmt w:val="decimal"/>
+      <w:lvlText w:val="%9."/>
+      <w:lvlJc w:val="left"/>
+      <w:pPr>
+        <w:tabs>
+          <w:tab w:val="num" w:pos="6480"/>
+        </w:tabs>
+        <w:ind w:left="6480" w:hanging="360"/>
+      </w:pPr>
+    </w:lvl>
+  </w:abstractNum>
   <w:num w:numId="1" w16cid:durableId="524104163">
     <w:abstractNumId w:val="8"/>
   </w:num>
@@ -18113,6 +18590,9 @@
   </w:num>
   <w:num w:numId="15" w16cid:durableId="931669054">
     <w:abstractNumId w:val="0"/>
+  </w:num>
+  <w:num w:numId="16" w16cid:durableId="1303537899">
+    <w:abstractNumId w:val="14"/>
   </w:num>
 </w:numbering>
 </file>
